--- a/knowledge/guides/END_USER_GUIDE.docx
+++ b/knowledge/guides/END_USER_GUIDE.docx
@@ -2,46 +2,31 @@
 <file path=word/document.xml><?xml version="1.0" encoding="utf-8"?>
 <w:document xmlns:w="http://schemas.openxmlformats.org/wordprocessingml/2006/main" xmlns:m="http://schemas.openxmlformats.org/officeDocument/2006/math" xmlns:r="http://schemas.openxmlformats.org/officeDocument/2006/relationships" xmlns:o="urn:schemas-microsoft-com:office:office" xmlns:v="urn:schemas-microsoft-com:vml" xmlns:w10="urn:schemas-microsoft-com:office:word" xmlns:a="http://schemas.openxmlformats.org/drawingml/2006/main" xmlns:pic="http://schemas.openxmlformats.org/drawingml/2006/picture" xmlns:wp="http://schemas.openxmlformats.org/drawingml/2006/wordprocessingDrawing">
   <w:body>
-    <w:bookmarkStart w:id="27" w:name="skills-hub---end-user-guide"/>
+    <w:bookmarkStart w:id="25" w:name="skills-hub---user-guide"/>
     <w:p>
       <w:pPr>
         <w:pStyle w:val="Heading1"/>
       </w:pPr>
       <w:r>
-        <w:t xml:space="preserve">Skills Hub - End User Guide</w:t>
-      </w:r>
-    </w:p>
-    <w:bookmarkStart w:id="9" w:name="what-is-skills-hub"/>
-    <w:p>
-      <w:pPr>
-        <w:pStyle w:val="Heading2"/>
-      </w:pPr>
-      <w:r>
-        <w:t xml:space="preserve">What is Skills Hub?</w:t>
+        <w:t xml:space="preserve">Skills Hub - User Guide</w:t>
       </w:r>
     </w:p>
     <w:p>
       <w:pPr>
         <w:pStyle w:val="FirstParagraph"/>
       </w:pPr>
-      <w:r>
-        <w:t xml:space="preserve">Skills Hub is your centralized place to manage your professional skills, discover experts across the organization, and earn recognition for your expertise. Access it from the ServiceNow portal at</w:t>
-      </w:r>
-      <w:r>
-        <w:t xml:space="preserve"> </w:t>
-      </w:r>
       <w:r>
         <w:rPr>
           <w:b/>
           <w:bCs/>
         </w:rPr>
-        <w:t xml:space="preserve">?id=skills_hub</w:t>
+        <w:t xml:space="preserve">Audience:</w:t>
       </w:r>
       <w:r>
         <w:t xml:space="preserve"> </w:t>
       </w:r>
       <w:r>
-        <w:t xml:space="preserve">or from the</w:t>
+        <w:t xml:space="preserve">Employees using Skills Hub to manage skills, find experts, and request missing skills.</w:t>
       </w:r>
       <w:r>
         <w:t xml:space="preserve"> </w:t>
@@ -51,123 +36,56 @@
           <w:b/>
           <w:bCs/>
         </w:rPr>
-        <w:t xml:space="preserve">Skills Hub</w:t>
+        <w:t xml:space="preserve">Last updated:</w:t>
       </w:r>
       <w:r>
         <w:t xml:space="preserve"> </w:t>
       </w:r>
       <w:r>
-        <w:t xml:space="preserve">menu in the left navigation.</w:t>
-      </w:r>
-    </w:p>
-    <w:p>
-      <w:r>
-        <w:pict>
-          <v:rect style="width:0;height:1.5pt" o:hralign="center" o:hrstd="t" o:hr="t"/>
-        </w:pict>
-      </w:r>
-    </w:p>
-    <w:bookmarkEnd w:id="9"/>
-    <w:bookmarkStart w:id="12" w:name="getting-started"/>
+        <w:t xml:space="preserve">2026-04-29</w:t>
+      </w:r>
+    </w:p>
+    <w:bookmarkStart w:id="9" w:name="overview"/>
     <w:p>
       <w:pPr>
         <w:pStyle w:val="Heading2"/>
       </w:pPr>
       <w:r>
-        <w:t xml:space="preserve">Getting Started</w:t>
-      </w:r>
-    </w:p>
-    <w:bookmarkStart w:id="10" w:name="accessing-skills-hub"/>
-    <w:p>
-      <w:pPr>
-        <w:pStyle w:val="Heading3"/>
-      </w:pPr>
-      <w:r>
-        <w:t xml:space="preserve">Accessing Skills Hub</w:t>
-      </w:r>
-    </w:p>
-    <w:p>
-      <w:pPr>
-        <w:pStyle w:val="Compact"/>
-        <w:numPr>
-          <w:ilvl w:val="0"/>
-          <w:numId w:val="1001"/>
-        </w:numPr>
-      </w:pPr>
-      <w:r>
-        <w:t xml:space="preserve">Log in to ServiceNow</w:t>
-      </w:r>
-    </w:p>
-    <w:p>
-      <w:pPr>
-        <w:pStyle w:val="Compact"/>
-        <w:numPr>
-          <w:ilvl w:val="0"/>
-          <w:numId w:val="1001"/>
-        </w:numPr>
-      </w:pPr>
-      <w:r>
-        <w:t xml:space="preserve">Navigate to</w:t>
-      </w:r>
-      <w:r>
-        <w:t xml:space="preserve"> </w:t>
-      </w:r>
-      <w:r>
-        <w:rPr>
-          <w:b/>
-          <w:bCs/>
-        </w:rPr>
-        <w:t xml:space="preserve">Skills Hub</w:t>
-      </w:r>
-      <w:r>
-        <w:t xml:space="preserve"> </w:t>
-      </w:r>
-      <w:r>
-        <w:t xml:space="preserve">in the left navigation, or go directly to the portal page:</w:t>
-      </w:r>
-      <w:r>
-        <w:t xml:space="preserve"> </w:t>
-      </w:r>
+        <w:t xml:space="preserve">Overview</w:t>
+      </w:r>
+    </w:p>
+    <w:p>
+      <w:pPr>
+        <w:pStyle w:val="FirstParagraph"/>
+      </w:pPr>
+      <w:r>
+        <w:t xml:space="preserve">Skills Hub is the ServiceNow portal experience for managing professional skills across the organization. It helps employees maintain a current skills profile, discover colleagues with relevant expertise, request missing skills for the library, and view endorsements or manager review status.</w:t>
+      </w:r>
+    </w:p>
+    <w:p>
+      <w:pPr>
+        <w:pStyle w:val="BodyText"/>
+      </w:pPr>
+      <w:r>
+        <w:t xml:space="preserve">Access Skills Hub from the ServiceNow portal page:</w:t>
+      </w:r>
+    </w:p>
+    <w:p>
+      <w:pPr>
+        <w:pStyle w:val="SourceCode"/>
+      </w:pPr>
       <w:r>
         <w:rPr>
           <w:rStyle w:val="VerbatimChar"/>
         </w:rPr>
-        <w:t xml:space="preserve">?id=skills_hub</w:t>
-      </w:r>
-    </w:p>
-    <w:p>
-      <w:pPr>
-        <w:pStyle w:val="Compact"/>
-        <w:numPr>
-          <w:ilvl w:val="0"/>
-          <w:numId w:val="1001"/>
-        </w:numPr>
-      </w:pPr>
-      <w:r>
-        <w:t xml:space="preserve">You will land on the</w:t>
-      </w:r>
-      <w:r>
-        <w:t xml:space="preserve"> </w:t>
-      </w:r>
-      <w:r>
-        <w:rPr>
-          <w:b/>
-          <w:bCs/>
-        </w:rPr>
-        <w:t xml:space="preserve">My Portfolio</w:t>
-      </w:r>
-      <w:r>
-        <w:t xml:space="preserve"> </w:t>
-      </w:r>
-      <w:r>
-        <w:t xml:space="preserve">tab</w:t>
-      </w:r>
-    </w:p>
-    <w:bookmarkEnd w:id="10"/>
-    <w:bookmarkStart w:id="11" w:name="navigation"/>
-    <w:p>
-      <w:pPr>
-        <w:pStyle w:val="Heading3"/>
+        <w:t xml:space="preserve">/sp?id=skills_hub</w:t>
+      </w:r>
+    </w:p>
+    <w:bookmarkEnd w:id="9"/>
+    <w:bookmarkStart w:id="10" w:name="navigation"/>
+    <w:p>
+      <w:pPr>
+        <w:pStyle w:val="Heading2"/>
       </w:pPr>
       <w:r>
         <w:t xml:space="preserve">Navigation</w:t>
@@ -178,7 +96,7 @@
         <w:pStyle w:val="FirstParagraph"/>
       </w:pPr>
       <w:r>
-        <w:t xml:space="preserve">The Skills Hub has three tabs available to all employees (plus a fourth for managers):</w:t>
+        <w:t xml:space="preserve">Skills Hub uses four main tabs.</w:t>
       </w:r>
     </w:p>
     <w:tbl>
@@ -189,8 +107,9 @@
         <w:tblLook w:firstRow="1" w:lastRow="0" w:firstColumn="0" w:lastColumn="0" w:noHBand="0" w:noVBand="0" w:val="0020"/>
       </w:tblPr>
       <w:tblGrid>
-        <w:gridCol w:w="2828"/>
-        <w:gridCol w:w="5091"/>
+        <w:gridCol w:w="2640"/>
+        <w:gridCol w:w="2640"/>
+        <w:gridCol w:w="2640"/>
       </w:tblGrid>
       <w:tr>
         <w:trPr>
@@ -214,6 +133,17 @@
               <w:pStyle w:val="Compact"/>
             </w:pPr>
             <w:r>
+              <w:t xml:space="preserve">Who sees it</w:t>
+            </w:r>
+          </w:p>
+        </w:tc>
+        <w:tc>
+          <w:tcPr/>
+          <w:p>
+            <w:pPr>
+              <w:pStyle w:val="Compact"/>
+            </w:pPr>
+            <w:r>
               <w:t xml:space="preserve">Purpose</w:t>
             </w:r>
           </w:p>
@@ -227,11 +157,7 @@
               <w:pStyle w:val="Compact"/>
             </w:pPr>
             <w:r>
-              <w:rPr>
-                <w:b/>
-                <w:bCs/>
-              </w:rPr>
-              <w:t xml:space="preserve">My Portfolio</w:t>
+              <w:t xml:space="preserve">My Skills</w:t>
             </w:r>
           </w:p>
         </w:tc>
@@ -242,7 +168,18 @@
               <w:pStyle w:val="Compact"/>
             </w:pPr>
             <w:r>
-              <w:t xml:space="preserve">View and manage your skills, see your tier and points</w:t>
+              <w:t xml:space="preserve">All users</w:t>
+            </w:r>
+          </w:p>
+        </w:tc>
+        <w:tc>
+          <w:tcPr/>
+          <w:p>
+            <w:pPr>
+              <w:pStyle w:val="Compact"/>
+            </w:pPr>
+            <w:r>
+              <w:t xml:space="preserve">Manage your own skills, levels, interests, endorsements, and review status.</w:t>
             </w:r>
           </w:p>
         </w:tc>
@@ -255,11 +192,7 @@
               <w:pStyle w:val="Compact"/>
             </w:pPr>
             <w:r>
-              <w:rPr>
-                <w:b/>
-                <w:bCs/>
-              </w:rPr>
-              <w:t xml:space="preserve">Find an Expert</w:t>
+              <w:t xml:space="preserve">Find Experts</w:t>
             </w:r>
           </w:p>
         </w:tc>
@@ -270,7 +203,18 @@
               <w:pStyle w:val="Compact"/>
             </w:pPr>
             <w:r>
-              <w:t xml:space="preserve">Search for colleagues by skill name</w:t>
+              <w:t xml:space="preserve">All users</w:t>
+            </w:r>
+          </w:p>
+        </w:tc>
+        <w:tc>
+          <w:tcPr/>
+          <w:p>
+            <w:pPr>
+              <w:pStyle w:val="Compact"/>
+            </w:pPr>
+            <w:r>
+              <w:t xml:space="preserve">Search for colleagues by skill, department, business unit, and related filters.</w:t>
             </w:r>
           </w:p>
         </w:tc>
@@ -283,11 +227,7 @@
               <w:pStyle w:val="Compact"/>
             </w:pPr>
             <w:r>
-              <w:rPr>
-                <w:b/>
-                <w:bCs/>
-              </w:rPr>
-              <w:t xml:space="preserve">Leaderboard</w:t>
+              <w:t xml:space="preserve">Skill Library</w:t>
             </w:r>
           </w:p>
         </w:tc>
@@ -298,7 +238,18 @@
               <w:pStyle w:val="Compact"/>
             </w:pPr>
             <w:r>
-              <w:t xml:space="preserve">See how you rank against your department</w:t>
+              <w:t xml:space="preserve">All users</w:t>
+            </w:r>
+          </w:p>
+        </w:tc>
+        <w:tc>
+          <w:tcPr/>
+          <w:p>
+            <w:pPr>
+              <w:pStyle w:val="Compact"/>
+            </w:pPr>
+            <w:r>
+              <w:t xml:space="preserve">Browse the complete skill library and quickly add skills to your profile.</w:t>
             </w:r>
           </w:p>
         </w:tc>
@@ -311,11 +262,7 @@
               <w:pStyle w:val="Compact"/>
             </w:pPr>
             <w:r>
-              <w:rPr>
-                <w:b/>
-                <w:bCs/>
-              </w:rPr>
-              <w:t xml:space="preserve">Manager View</w:t>
+              <w:t xml:space="preserve">Team Review</w:t>
             </w:r>
           </w:p>
         </w:tc>
@@ -326,47 +273,199 @@
               <w:pStyle w:val="Compact"/>
             </w:pPr>
             <w:r>
-              <w:rPr>
-                <w:i/>
-                <w:iCs/>
-              </w:rPr>
-              <w:t xml:space="preserve">(Managers only)</w:t>
+              <w:t xml:space="preserve">Managers with direct reports</w:t>
             </w:r>
+          </w:p>
+        </w:tc>
+        <w:tc>
+          <w:tcPr/>
+          <w:p>
+            <w:pPr>
+              <w:pStyle w:val="Compact"/>
+            </w:pPr>
             <w:r>
-              <w:t xml:space="preserve"> </w:t>
-            </w:r>
-            <w:r>
-              <w:t xml:space="preserve">Review and validate team skills</w:t>
+              <w:t xml:space="preserve">Review, validate, or dispute team skill assessments.</w:t>
             </w:r>
           </w:p>
         </w:tc>
       </w:tr>
     </w:tbl>
-    <w:p>
-      <w:r>
-        <w:pict>
-          <v:rect style="width:0;height:1.5pt" o:hralign="center" o:hrstd="t" o:hr="t"/>
-        </w:pict>
+    <w:bookmarkEnd w:id="10"/>
+    <w:bookmarkStart w:id="16" w:name="my-skills"/>
+    <w:p>
+      <w:pPr>
+        <w:pStyle w:val="Heading2"/>
+      </w:pPr>
+      <w:r>
+        <w:t xml:space="preserve">My Skills</w:t>
+      </w:r>
+    </w:p>
+    <w:p>
+      <w:pPr>
+        <w:pStyle w:val="FirstParagraph"/>
+      </w:pPr>
+      <w:r>
+        <w:t xml:space="preserve">The My Skills tab is your personal skills profile. It shows your skills, skill level, interest level, endorsements, and manager review status.</w:t>
+      </w:r>
+    </w:p>
+    <w:bookmarkStart w:id="11" w:name="skill-cards-and-list-view"/>
+    <w:p>
+      <w:pPr>
+        <w:pStyle w:val="Heading3"/>
+      </w:pPr>
+      <w:r>
+        <w:t xml:space="preserve">Skill Cards and List View</w:t>
+      </w:r>
+    </w:p>
+    <w:p>
+      <w:pPr>
+        <w:pStyle w:val="FirstParagraph"/>
+      </w:pPr>
+      <w:r>
+        <w:t xml:space="preserve">Skills may be shown as cards or in a compact list view. The list view is intended for users with many skills and makes it easier to scan large profiles.</w:t>
+      </w:r>
+    </w:p>
+    <w:p>
+      <w:pPr>
+        <w:pStyle w:val="BodyText"/>
+      </w:pPr>
+      <w:r>
+        <w:t xml:space="preserve">Each skill entry can show:</w:t>
+      </w:r>
+    </w:p>
+    <w:p>
+      <w:pPr>
+        <w:pStyle w:val="Compact"/>
+        <w:numPr>
+          <w:ilvl w:val="0"/>
+          <w:numId w:val="1001"/>
+        </w:numPr>
+      </w:pPr>
+      <w:r>
+        <w:t xml:space="preserve">Skill name</w:t>
+      </w:r>
+    </w:p>
+    <w:p>
+      <w:pPr>
+        <w:pStyle w:val="Compact"/>
+        <w:numPr>
+          <w:ilvl w:val="0"/>
+          <w:numId w:val="1001"/>
+        </w:numPr>
+      </w:pPr>
+      <w:r>
+        <w:t xml:space="preserve">Category or category path</w:t>
+      </w:r>
+    </w:p>
+    <w:p>
+      <w:pPr>
+        <w:pStyle w:val="Compact"/>
+        <w:numPr>
+          <w:ilvl w:val="0"/>
+          <w:numId w:val="1001"/>
+        </w:numPr>
+      </w:pPr>
+      <w:r>
+        <w:t xml:space="preserve">Current skill level</w:t>
+      </w:r>
+    </w:p>
+    <w:p>
+      <w:pPr>
+        <w:pStyle w:val="Compact"/>
+        <w:numPr>
+          <w:ilvl w:val="0"/>
+          <w:numId w:val="1001"/>
+        </w:numPr>
+      </w:pPr>
+      <w:r>
+        <w:t xml:space="preserve">Interest level</w:t>
+      </w:r>
+    </w:p>
+    <w:p>
+      <w:pPr>
+        <w:pStyle w:val="Compact"/>
+        <w:numPr>
+          <w:ilvl w:val="0"/>
+          <w:numId w:val="1001"/>
+        </w:numPr>
+      </w:pPr>
+      <w:r>
+        <w:t xml:space="preserve">Endorsement count</w:t>
+      </w:r>
+    </w:p>
+    <w:p>
+      <w:pPr>
+        <w:pStyle w:val="Compact"/>
+        <w:numPr>
+          <w:ilvl w:val="0"/>
+          <w:numId w:val="1001"/>
+        </w:numPr>
+      </w:pPr>
+      <w:r>
+        <w:t xml:space="preserve">Manager review or dispute status</w:t>
+      </w:r>
+    </w:p>
+    <w:p>
+      <w:pPr>
+        <w:pStyle w:val="Compact"/>
+        <w:numPr>
+          <w:ilvl w:val="0"/>
+          <w:numId w:val="1001"/>
+        </w:numPr>
+      </w:pPr>
+      <w:r>
+        <w:t xml:space="preserve">Stale assessment indicators when a skill has not been assessed recently</w:t>
       </w:r>
     </w:p>
     <w:bookmarkEnd w:id="11"/>
+    <w:bookmarkStart w:id="12" w:name="skill-levels"/>
+    <w:p>
+      <w:pPr>
+        <w:pStyle w:val="Heading3"/>
+      </w:pPr>
+      <w:r>
+        <w:t xml:space="preserve">Skill Levels</w:t>
+      </w:r>
+    </w:p>
+    <w:p>
+      <w:pPr>
+        <w:pStyle w:val="FirstParagraph"/>
+      </w:pPr>
+      <w:r>
+        <w:t xml:space="preserve">Skills Hub uses the ServiceNow skill rating model configured for each skill. Each skill can have a level type, and the available levels come from the related</w:t>
+      </w:r>
+      <w:r>
+        <w:t xml:space="preserve"> </w:t>
+      </w:r>
+      <w:r>
+        <w:rPr>
+          <w:rStyle w:val="VerbatimChar"/>
+        </w:rPr>
+        <w:t xml:space="preserve">cmn_skill_level</w:t>
+      </w:r>
+      <w:r>
+        <w:t xml:space="preserve"> </w:t>
+      </w:r>
+      <w:r>
+        <w:t xml:space="preserve">records. This means the labels may vary based on the skill’s rating scale instead of always using one global five-point label set.</w:t>
+      </w:r>
+    </w:p>
+    <w:p>
+      <w:pPr>
+        <w:pStyle w:val="BodyText"/>
+      </w:pPr>
+      <w:r>
+        <w:t xml:space="preserve">When you update a skill level, choose the level that best reflects your current experience.</w:t>
+      </w:r>
+    </w:p>
     <w:bookmarkEnd w:id="12"/>
-    <w:bookmarkStart w:id="17" w:name="my-portfolio"/>
-    <w:p>
-      <w:pPr>
-        <w:pStyle w:val="Heading2"/>
-      </w:pPr>
-      <w:r>
-        <w:t xml:space="preserve">My Portfolio</w:t>
-      </w:r>
-    </w:p>
-    <w:bookmarkStart w:id="13" w:name="viewing-your-skills"/>
+    <w:bookmarkStart w:id="13" w:name="interest-level"/>
     <w:p>
       <w:pPr>
         <w:pStyle w:val="Heading3"/>
       </w:pPr>
       <w:r>
-        <w:t xml:space="preserve">Viewing Your Skills</w:t>
+        <w:t xml:space="preserve">Interest Level</w:t>
       </w:r>
     </w:p>
     <w:p>
@@ -374,7 +473,15 @@
         <w:pStyle w:val="FirstParagraph"/>
       </w:pPr>
       <w:r>
-        <w:t xml:space="preserve">Your portfolio displays all skills assigned to your profile. Each skill shows:</w:t>
+        <w:t xml:space="preserve">Interest level tells the organization whether you want to use or grow a skill. It is separate from proficiency.</w:t>
+      </w:r>
+    </w:p>
+    <w:p>
+      <w:pPr>
+        <w:pStyle w:val="BodyText"/>
+      </w:pPr>
+      <w:r>
+        <w:t xml:space="preserve">Use interest to signal:</w:t>
       </w:r>
     </w:p>
     <w:p>
@@ -386,17 +493,7 @@
         </w:numPr>
       </w:pPr>
       <w:r>
-        <w:rPr>
-          <w:b/>
-          <w:bCs/>
-        </w:rPr>
-        <w:t xml:space="preserve">Skill name</w:t>
-      </w:r>
-      <w:r>
-        <w:t xml:space="preserve"> </w:t>
-      </w:r>
-      <w:r>
-        <w:t xml:space="preserve">with category tags (if a skill spans multiple categories)</w:t>
+        <w:t xml:space="preserve">Skills you want to use more often</w:t>
       </w:r>
     </w:p>
     <w:p>
@@ -408,17 +505,7 @@
         </w:numPr>
       </w:pPr>
       <w:r>
-        <w:rPr>
-          <w:b/>
-          <w:bCs/>
-        </w:rPr>
-        <w:t xml:space="preserve">Proficiency level</w:t>
-      </w:r>
-      <w:r>
-        <w:t xml:space="preserve"> </w:t>
-      </w:r>
-      <w:r>
-        <w:t xml:space="preserve">(Novice, Intermediate, Proficient, Advanced, Expert)</w:t>
+        <w:t xml:space="preserve">Skills you can support but do not want as a primary focus</w:t>
       </w:r>
     </w:p>
     <w:p>
@@ -430,71 +517,17 @@
         </w:numPr>
       </w:pPr>
       <w:r>
-        <w:rPr>
-          <w:b/>
-          <w:bCs/>
-        </w:rPr>
-        <w:t xml:space="preserve">Interest level</w:t>
-      </w:r>
-      <w:r>
-        <w:t xml:space="preserve"> </w:t>
-      </w:r>
-      <w:r>
-        <w:t xml:space="preserve">— your willingness to use this skill on projects</w:t>
-      </w:r>
-    </w:p>
-    <w:p>
-      <w:pPr>
-        <w:pStyle w:val="Compact"/>
-        <w:numPr>
-          <w:ilvl w:val="0"/>
-          <w:numId w:val="1002"/>
-        </w:numPr>
-      </w:pPr>
-      <w:r>
-        <w:rPr>
-          <w:b/>
-          <w:bCs/>
-        </w:rPr>
-        <w:t xml:space="preserve">Endorsement count</w:t>
-      </w:r>
-      <w:r>
-        <w:t xml:space="preserve"> </w:t>
-      </w:r>
-      <w:r>
-        <w:t xml:space="preserve">— how many colleagues have vouched for your expertise</w:t>
-      </w:r>
-    </w:p>
-    <w:p>
-      <w:pPr>
-        <w:pStyle w:val="Compact"/>
-        <w:numPr>
-          <w:ilvl w:val="0"/>
-          <w:numId w:val="1002"/>
-        </w:numPr>
-      </w:pPr>
-      <w:r>
-        <w:rPr>
-          <w:b/>
-          <w:bCs/>
-        </w:rPr>
-        <w:t xml:space="preserve">Validation status</w:t>
-      </w:r>
-      <w:r>
-        <w:t xml:space="preserve"> </w:t>
-      </w:r>
-      <w:r>
-        <w:t xml:space="preserve">— whether your manager has confirmed this skill</w:t>
+        <w:t xml:space="preserve">Skills you are developing</w:t>
       </w:r>
     </w:p>
     <w:bookmarkEnd w:id="13"/>
-    <w:bookmarkStart w:id="14" w:name="editing-your-interest-level"/>
+    <w:bookmarkStart w:id="14" w:name="endorsements"/>
     <w:p>
       <w:pPr>
         <w:pStyle w:val="Heading3"/>
       </w:pPr>
       <w:r>
-        <w:t xml:space="preserve">Editing Your Interest Level</w:t>
+        <w:t xml:space="preserve">Endorsements</w:t>
       </w:r>
     </w:p>
     <w:p>
@@ -502,79 +535,25 @@
         <w:pStyle w:val="FirstParagraph"/>
       </w:pPr>
       <w:r>
-        <w:t xml:space="preserve">You can update your interest level on any of your skills:</w:t>
-      </w:r>
-    </w:p>
-    <w:p>
-      <w:pPr>
-        <w:pStyle w:val="Compact"/>
-        <w:numPr>
-          <w:ilvl w:val="0"/>
-          <w:numId w:val="1003"/>
-        </w:numPr>
-      </w:pPr>
-      <w:r>
-        <w:t xml:space="preserve">Find the skill in your portfolio</w:t>
-      </w:r>
-    </w:p>
-    <w:p>
-      <w:pPr>
-        <w:pStyle w:val="Compact"/>
-        <w:numPr>
-          <w:ilvl w:val="0"/>
-          <w:numId w:val="1003"/>
-        </w:numPr>
-      </w:pPr>
-      <w:r>
-        <w:t xml:space="preserve">Change the interest level dropdown to</w:t>
-      </w:r>
-      <w:r>
-        <w:t xml:space="preserve"> </w:t>
-      </w:r>
-      <w:r>
-        <w:rPr>
-          <w:b/>
-          <w:bCs/>
-        </w:rPr>
-        <w:t xml:space="preserve">High</w:t>
-      </w:r>
-      <w:r>
-        <w:t xml:space="preserve">,</w:t>
-      </w:r>
-      <w:r>
-        <w:t xml:space="preserve"> </w:t>
-      </w:r>
-      <w:r>
-        <w:rPr>
-          <w:b/>
-          <w:bCs/>
-        </w:rPr>
-        <w:t xml:space="preserve">Neutral</w:t>
-      </w:r>
-      <w:r>
-        <w:t xml:space="preserve">, or</w:t>
-      </w:r>
-      <w:r>
-        <w:t xml:space="preserve"> </w:t>
-      </w:r>
-      <w:r>
-        <w:rPr>
-          <w:b/>
-          <w:bCs/>
-        </w:rPr>
-        <w:t xml:space="preserve">Low</w:t>
-      </w:r>
-    </w:p>
-    <w:p>
-      <w:pPr>
-        <w:pStyle w:val="Compact"/>
-        <w:numPr>
-          <w:ilvl w:val="0"/>
-          <w:numId w:val="1003"/>
-        </w:numPr>
-      </w:pPr>
-      <w:r>
-        <w:t xml:space="preserve">The change saves automatically</w:t>
+        <w:t xml:space="preserve">Endorsements show that colleagues recognize your experience with a skill. You can view endorsement details to see who endorsed a skill. Endorsement details include the endorser’s name, role, and department when those values are available.</w:t>
+      </w:r>
+    </w:p>
+    <w:p>
+      <w:pPr>
+        <w:pStyle w:val="BodyText"/>
+      </w:pPr>
+      <w:r>
+        <w:t xml:space="preserve">You cannot endorse your own skills, and duplicate endorsements for the same person’s skill are blocked.</w:t>
+      </w:r>
+    </w:p>
+    <w:bookmarkEnd w:id="14"/>
+    <w:bookmarkStart w:id="15" w:name="manager-review-status"/>
+    <w:p>
+      <w:pPr>
+        <w:pStyle w:val="Heading3"/>
+      </w:pPr>
+      <w:r>
+        <w:t xml:space="preserve">Manager Review Status</w:t>
       </w:r>
     </w:p>
     <w:p>
@@ -582,224 +561,14 @@
         <w:pStyle w:val="FirstParagraph"/>
       </w:pPr>
       <w:r>
-        <w:t xml:space="preserve">This helps the organization understand not just what you</w:t>
-      </w:r>
-      <w:r>
-        <w:t xml:space="preserve"> </w:t>
-      </w:r>
-      <w:r>
-        <w:rPr>
-          <w:i/>
-          <w:iCs/>
-        </w:rPr>
-        <w:t xml:space="preserve">can</w:t>
-      </w:r>
-      <w:r>
-        <w:t xml:space="preserve"> </w:t>
-      </w:r>
-      <w:r>
-        <w:t xml:space="preserve">do, but what you</w:t>
-      </w:r>
-      <w:r>
-        <w:t xml:space="preserve"> </w:t>
-      </w:r>
-      <w:r>
-        <w:rPr>
-          <w:i/>
-          <w:iCs/>
-        </w:rPr>
-        <w:t xml:space="preserve">want</w:t>
-      </w:r>
-      <w:r>
-        <w:t xml:space="preserve"> </w:t>
-      </w:r>
-      <w:r>
-        <w:t xml:space="preserve">to do.</w:t>
-      </w:r>
-    </w:p>
-    <w:bookmarkEnd w:id="14"/>
-    <w:bookmarkStart w:id="15" w:name="adding-a-new-skill"/>
-    <w:p>
-      <w:pPr>
-        <w:pStyle w:val="Heading3"/>
-      </w:pPr>
-      <w:r>
-        <w:t xml:space="preserve">Adding a New Skill</w:t>
-      </w:r>
-    </w:p>
-    <w:p>
-      <w:pPr>
-        <w:pStyle w:val="Compact"/>
-        <w:numPr>
-          <w:ilvl w:val="0"/>
-          <w:numId w:val="1004"/>
-        </w:numPr>
-      </w:pPr>
-      <w:r>
-        <w:t xml:space="preserve">Click the</w:t>
-      </w:r>
-      <w:r>
-        <w:t xml:space="preserve"> </w:t>
-      </w:r>
-      <w:r>
-        <w:rPr>
-          <w:b/>
-          <w:bCs/>
-        </w:rPr>
-        <w:t xml:space="preserve">Add Skill</w:t>
-      </w:r>
-      <w:r>
-        <w:t xml:space="preserve"> </w:t>
-      </w:r>
-      <w:r>
-        <w:t xml:space="preserve">button on your portfolio</w:t>
-      </w:r>
-    </w:p>
-    <w:p>
-      <w:pPr>
-        <w:pStyle w:val="Compact"/>
-        <w:numPr>
-          <w:ilvl w:val="0"/>
-          <w:numId w:val="1004"/>
-        </w:numPr>
-      </w:pPr>
-      <w:r>
-        <w:t xml:space="preserve">Search for a skill in the skill picker</w:t>
-      </w:r>
-    </w:p>
-    <w:p>
-      <w:pPr>
-        <w:pStyle w:val="Compact"/>
-        <w:numPr>
-          <w:ilvl w:val="0"/>
-          <w:numId w:val="1004"/>
-        </w:numPr>
-      </w:pPr>
-      <w:r>
-        <w:t xml:space="preserve">Select which categories this skill applies to (checkboxes appear after selection)</w:t>
-      </w:r>
-    </w:p>
-    <w:p>
-      <w:pPr>
-        <w:pStyle w:val="Compact"/>
-        <w:numPr>
-          <w:ilvl w:val="0"/>
-          <w:numId w:val="1004"/>
-        </w:numPr>
-      </w:pPr>
-      <w:r>
-        <w:t xml:space="preserve">Click</w:t>
-      </w:r>
-      <w:r>
-        <w:t xml:space="preserve"> </w:t>
-      </w:r>
-      <w:r>
-        <w:rPr>
-          <w:b/>
-          <w:bCs/>
-        </w:rPr>
-        <w:t xml:space="preserve">Add Skill</w:t>
-      </w:r>
-      <w:r>
-        <w:t xml:space="preserve"> </w:t>
-      </w:r>
-      <w:r>
-        <w:t xml:space="preserve">to save</w:t>
-      </w:r>
-    </w:p>
-    <w:p>
-      <w:pPr>
-        <w:pStyle w:val="FirstParagraph"/>
-      </w:pPr>
-      <w:r>
-        <w:t xml:space="preserve">If the skill you need doesn’t exist in the catalog, click the</w:t>
-      </w:r>
-      <w:r>
-        <w:t xml:space="preserve"> </w:t>
-      </w:r>
-      <w:r>
-        <w:rPr>
-          <w:b/>
-          <w:bCs/>
-        </w:rPr>
-        <w:t xml:space="preserve">“Request it here”</w:t>
-      </w:r>
-      <w:r>
-        <w:t xml:space="preserve"> </w:t>
-      </w:r>
-      <w:r>
-        <w:t xml:space="preserve">link in the modal to submit a request for a new skill.</w:t>
-      </w:r>
-    </w:p>
-    <w:bookmarkEnd w:id="15"/>
-    <w:bookmarkStart w:id="16" w:name="understanding-skill-grouping"/>
-    <w:p>
-      <w:pPr>
-        <w:pStyle w:val="Heading3"/>
-      </w:pPr>
-      <w:r>
-        <w:t xml:space="preserve">Understanding Skill Grouping</w:t>
-      </w:r>
-    </w:p>
-    <w:p>
-      <w:pPr>
-        <w:pStyle w:val="FirstParagraph"/>
-      </w:pPr>
-      <w:r>
-        <w:t xml:space="preserve">If you have the same skill in multiple categories (e.g.,</w:t>
-      </w:r>
-      <w:r>
-        <w:t xml:space="preserve"> </w:t>
-      </w:r>
-      <w:r>
-        <w:t xml:space="preserve">“Python”</w:t>
-      </w:r>
-      <w:r>
-        <w:t xml:space="preserve"> </w:t>
-      </w:r>
-      <w:r>
-        <w:t xml:space="preserve">in both Technology and Analytics), Skills Hub groups them into a single row with category tags. Changing the proficiency on one automatically syncs to all instances.</w:t>
-      </w:r>
-    </w:p>
-    <w:p>
-      <w:r>
-        <w:pict>
-          <v:rect style="width:0;height:1.5pt" o:hralign="center" o:hrstd="t" o:hr="t"/>
-        </w:pict>
-      </w:r>
-    </w:p>
-    <w:bookmarkEnd w:id="16"/>
-    <w:bookmarkEnd w:id="17"/>
-    <w:bookmarkStart w:id="20" w:name="your-tier-and-points"/>
-    <w:p>
-      <w:pPr>
-        <w:pStyle w:val="Heading2"/>
-      </w:pPr>
-      <w:r>
-        <w:t xml:space="preserve">Your Tier and Points</w:t>
-      </w:r>
-    </w:p>
-    <w:p>
-      <w:pPr>
-        <w:pStyle w:val="FirstParagraph"/>
-      </w:pPr>
-      <w:r>
-        <w:t xml:space="preserve">Skills Hub uses a gamification system to encourage skill development and sharing.</w:t>
-      </w:r>
-    </w:p>
-    <w:bookmarkStart w:id="18" w:name="how-points-are-earned"/>
-    <w:p>
-      <w:pPr>
-        <w:pStyle w:val="Heading3"/>
-      </w:pPr>
-      <w:r>
-        <w:t xml:space="preserve">How Points Are Earned</w:t>
+        <w:t xml:space="preserve">Managers can review skills for their direct reports. A skill may show:</w:t>
       </w:r>
     </w:p>
     <w:tbl>
       <w:tblPr>
         <w:tblStyle w:val="Table"/>
-        <w:tblW w:type="auto" w:w="0"/>
+        <w:tblW w:type="pct" w:w="5000"/>
+        <w:tblLayout w:type="fixed"/>
         <w:tblLook w:firstRow="1" w:lastRow="0" w:firstColumn="0" w:lastColumn="0" w:noHBand="0" w:noVBand="0" w:val="0020"/>
       </w:tblPr>
       <w:tblGrid>
@@ -817,7 +586,7 @@
               <w:pStyle w:val="Compact"/>
             </w:pPr>
             <w:r>
-              <w:t xml:space="preserve">Activity</w:t>
+              <w:t xml:space="preserve">Status</w:t>
             </w:r>
           </w:p>
         </w:tc>
@@ -828,7 +597,7 @@
               <w:pStyle w:val="Compact"/>
             </w:pPr>
             <w:r>
-              <w:t xml:space="preserve">Points</w:t>
+              <w:t xml:space="preserve">Meaning</w:t>
             </w:r>
           </w:p>
         </w:tc>
@@ -841,7 +610,7 @@
               <w:pStyle w:val="Compact"/>
             </w:pPr>
             <w:r>
-              <w:t xml:space="preserve">Each skill on your profile</w:t>
+              <w:t xml:space="preserve">Pending</w:t>
             </w:r>
           </w:p>
         </w:tc>
@@ -852,7 +621,7 @@
               <w:pStyle w:val="Compact"/>
             </w:pPr>
             <w:r>
-              <w:t xml:space="preserve">+10</w:t>
+              <w:t xml:space="preserve">The skill has not yet been validated by a manager.</w:t>
             </w:r>
           </w:p>
         </w:tc>
@@ -865,7 +634,7 @@
               <w:pStyle w:val="Compact"/>
             </w:pPr>
             <w:r>
-              <w:t xml:space="preserve">Proficiency: Novice</w:t>
+              <w:t xml:space="preserve">Validated</w:t>
             </w:r>
           </w:p>
         </w:tc>
@@ -876,7 +645,7 @@
               <w:pStyle w:val="Compact"/>
             </w:pPr>
             <w:r>
-              <w:t xml:space="preserve">+2</w:t>
+              <w:t xml:space="preserve">The manager confirmed the skill assessment.</w:t>
             </w:r>
           </w:p>
         </w:tc>
@@ -889,7 +658,7 @@
               <w:pStyle w:val="Compact"/>
             </w:pPr>
             <w:r>
-              <w:t xml:space="preserve">Proficiency: Intermediate</w:t>
+              <w:t xml:space="preserve">Disputed</w:t>
             </w:r>
           </w:p>
         </w:tc>
@@ -900,7 +669,7 @@
               <w:pStyle w:val="Compact"/>
             </w:pPr>
             <w:r>
-              <w:t xml:space="preserve">+5</w:t>
+              <w:t xml:space="preserve">The manager suggested a different level or left review notes.</w:t>
             </w:r>
           </w:p>
         </w:tc>
@@ -913,7 +682,7 @@
               <w:pStyle w:val="Compact"/>
             </w:pPr>
             <w:r>
-              <w:t xml:space="preserve">Proficiency: Proficient</w:t>
+              <w:t xml:space="preserve">Expired</w:t>
             </w:r>
           </w:p>
         </w:tc>
@@ -924,435 +693,58 @@
               <w:pStyle w:val="Compact"/>
             </w:pPr>
             <w:r>
-              <w:t xml:space="preserve">+10</w:t>
-            </w:r>
-          </w:p>
-        </w:tc>
-      </w:tr>
-      <w:tr>
-        <w:tc>
-          <w:tcPr/>
-          <w:p>
-            <w:pPr>
-              <w:pStyle w:val="Compact"/>
-            </w:pPr>
-            <w:r>
-              <w:t xml:space="preserve">Proficiency: Advanced</w:t>
-            </w:r>
-          </w:p>
-        </w:tc>
-        <w:tc>
-          <w:tcPr/>
-          <w:p>
-            <w:pPr>
-              <w:pStyle w:val="Compact"/>
-            </w:pPr>
-            <w:r>
-              <w:t xml:space="preserve">+20</w:t>
-            </w:r>
-          </w:p>
-        </w:tc>
-      </w:tr>
-      <w:tr>
-        <w:tc>
-          <w:tcPr/>
-          <w:p>
-            <w:pPr>
-              <w:pStyle w:val="Compact"/>
-            </w:pPr>
-            <w:r>
-              <w:t xml:space="preserve">Proficiency: Expert</w:t>
-            </w:r>
-          </w:p>
-        </w:tc>
-        <w:tc>
-          <w:tcPr/>
-          <w:p>
-            <w:pPr>
-              <w:pStyle w:val="Compact"/>
-            </w:pPr>
-            <w:r>
-              <w:t xml:space="preserve">+35</w:t>
-            </w:r>
-          </w:p>
-        </w:tc>
-      </w:tr>
-      <w:tr>
-        <w:tc>
-          <w:tcPr/>
-          <w:p>
-            <w:pPr>
-              <w:pStyle w:val="Compact"/>
-            </w:pPr>
-            <w:r>
-              <w:t xml:space="preserve">Each endorsement you receive</w:t>
-            </w:r>
-          </w:p>
-        </w:tc>
-        <w:tc>
-          <w:tcPr/>
-          <w:p>
-            <w:pPr>
-              <w:pStyle w:val="Compact"/>
-            </w:pPr>
-            <w:r>
-              <w:t xml:space="preserve">+5</w:t>
-            </w:r>
-          </w:p>
-        </w:tc>
-      </w:tr>
-      <w:tr>
-        <w:tc>
-          <w:tcPr/>
-          <w:p>
-            <w:pPr>
-              <w:pStyle w:val="Compact"/>
-            </w:pPr>
-            <w:r>
-              <w:t xml:space="preserve">Each endorsement you give to others</w:t>
-            </w:r>
-          </w:p>
-        </w:tc>
-        <w:tc>
-          <w:tcPr/>
-          <w:p>
-            <w:pPr>
-              <w:pStyle w:val="Compact"/>
-            </w:pPr>
-            <w:r>
-              <w:t xml:space="preserve">+3</w:t>
-            </w:r>
-          </w:p>
-        </w:tc>
-      </w:tr>
-      <w:tr>
-        <w:tc>
-          <w:tcPr/>
-          <w:p>
-            <w:pPr>
-              <w:pStyle w:val="Compact"/>
-            </w:pPr>
-            <w:r>
-              <w:t xml:space="preserve">Each manager-validated skill</w:t>
-            </w:r>
-          </w:p>
-        </w:tc>
-        <w:tc>
-          <w:tcPr/>
-          <w:p>
-            <w:pPr>
-              <w:pStyle w:val="Compact"/>
-            </w:pPr>
-            <w:r>
-              <w:t xml:space="preserve">+15</w:t>
-            </w:r>
-          </w:p>
-        </w:tc>
-      </w:tr>
-      <w:tr>
-        <w:tc>
-          <w:tcPr/>
-          <w:p>
-            <w:pPr>
-              <w:pStyle w:val="Compact"/>
-            </w:pPr>
-            <w:r>
-              <w:t xml:space="preserve">Each skill added this quarter</w:t>
-            </w:r>
-          </w:p>
-        </w:tc>
-        <w:tc>
-          <w:tcPr/>
-          <w:p>
-            <w:pPr>
-              <w:pStyle w:val="Compact"/>
-            </w:pPr>
-            <w:r>
-              <w:t xml:space="preserve">+8</w:t>
+              <w:t xml:space="preserve">The previous validation is stale and should be reviewed again.</w:t>
             </w:r>
           </w:p>
         </w:tc>
       </w:tr>
     </w:tbl>
-    <w:bookmarkEnd w:id="18"/>
-    <w:bookmarkStart w:id="19" w:name="tier-levels"/>
+    <w:p>
+      <w:pPr>
+        <w:pStyle w:val="BodyText"/>
+      </w:pPr>
+      <w:r>
+        <w:t xml:space="preserve">If a manager disputes a skill, review the suggested level and notes. The dispute is meant to close the loop through conversation, correction, or re-validation.</w:t>
+      </w:r>
+    </w:p>
+    <w:bookmarkEnd w:id="15"/>
+    <w:bookmarkEnd w:id="16"/>
+    <w:bookmarkStart w:id="19" w:name="adding-skills"/>
+    <w:p>
+      <w:pPr>
+        <w:pStyle w:val="Heading2"/>
+      </w:pPr>
+      <w:r>
+        <w:t xml:space="preserve">Adding Skills</w:t>
+      </w:r>
+    </w:p>
+    <w:p>
+      <w:pPr>
+        <w:pStyle w:val="FirstParagraph"/>
+      </w:pPr>
+      <w:r>
+        <w:t xml:space="preserve">You can add skills in two ways.</w:t>
+      </w:r>
+    </w:p>
+    <w:bookmarkStart w:id="17" w:name="add-from-my-skills"/>
     <w:p>
       <w:pPr>
         <w:pStyle w:val="Heading3"/>
       </w:pPr>
       <w:r>
-        <w:t xml:space="preserve">Tier Levels</w:t>
-      </w:r>
-    </w:p>
-    <w:tbl>
-      <w:tblPr>
-        <w:tblStyle w:val="Table"/>
-        <w:tblW w:type="auto" w:w="0"/>
-        <w:tblLook w:firstRow="1" w:lastRow="0" w:firstColumn="0" w:lastColumn="0" w:noHBand="0" w:noVBand="0" w:val="0020"/>
-      </w:tblPr>
-      <w:tblGrid>
-        <w:gridCol w:w="2640"/>
-        <w:gridCol w:w="2640"/>
-        <w:gridCol w:w="2640"/>
-      </w:tblGrid>
-      <w:tr>
-        <w:trPr>
-          <w:tblHeader w:val="on"/>
-        </w:trPr>
-        <w:tc>
-          <w:tcPr/>
-          <w:p>
-            <w:pPr>
-              <w:pStyle w:val="Compact"/>
-            </w:pPr>
-            <w:r>
-              <w:t xml:space="preserve">Tier</w:t>
-            </w:r>
-          </w:p>
-        </w:tc>
-        <w:tc>
-          <w:tcPr/>
-          <w:p>
-            <w:pPr>
-              <w:pStyle w:val="Compact"/>
-            </w:pPr>
-            <w:r>
-              <w:t xml:space="preserve">Points</w:t>
-            </w:r>
-          </w:p>
-        </w:tc>
-        <w:tc>
-          <w:tcPr/>
-          <w:p>
-            <w:pPr>
-              <w:pStyle w:val="Compact"/>
-            </w:pPr>
-            <w:r>
-              <w:t xml:space="preserve">Icon</w:t>
-            </w:r>
-          </w:p>
-        </w:tc>
-      </w:tr>
-      <w:tr>
-        <w:tc>
-          <w:tcPr/>
-          <w:p>
-            <w:pPr>
-              <w:pStyle w:val="Compact"/>
-            </w:pPr>
-            <w:r>
-              <w:t xml:space="preserve">Starter</w:t>
-            </w:r>
-          </w:p>
-        </w:tc>
-        <w:tc>
-          <w:tcPr/>
-          <w:p>
-            <w:pPr>
-              <w:pStyle w:val="Compact"/>
-            </w:pPr>
-            <w:r>
-              <w:t xml:space="preserve">0 – 49</w:t>
-            </w:r>
-          </w:p>
-        </w:tc>
-        <w:tc>
-          <w:tcPr/>
-          <w:p>
-            <w:pPr>
-              <w:pStyle w:val="Compact"/>
-            </w:pPr>
-            <w:r>
-              <w:t xml:space="preserve">Seedling</w:t>
-            </w:r>
-          </w:p>
-        </w:tc>
-      </w:tr>
-      <w:tr>
-        <w:tc>
-          <w:tcPr/>
-          <w:p>
-            <w:pPr>
-              <w:pStyle w:val="Compact"/>
-            </w:pPr>
-            <w:r>
-              <w:t xml:space="preserve">Contributor</w:t>
-            </w:r>
-          </w:p>
-        </w:tc>
-        <w:tc>
-          <w:tcPr/>
-          <w:p>
-            <w:pPr>
-              <w:pStyle w:val="Compact"/>
-            </w:pPr>
-            <w:r>
-              <w:t xml:space="preserve">50 – 149</w:t>
-            </w:r>
-          </w:p>
-        </w:tc>
-        <w:tc>
-          <w:tcPr/>
-          <w:p>
-            <w:pPr>
-              <w:pStyle w:val="Compact"/>
-            </w:pPr>
-            <w:r>
-              <w:t xml:space="preserve">Helping Hand</w:t>
-            </w:r>
-          </w:p>
-        </w:tc>
-      </w:tr>
-      <w:tr>
-        <w:tc>
-          <w:tcPr/>
-          <w:p>
-            <w:pPr>
-              <w:pStyle w:val="Compact"/>
-            </w:pPr>
-            <w:r>
-              <w:t xml:space="preserve">Specialist</w:t>
-            </w:r>
-          </w:p>
-        </w:tc>
-        <w:tc>
-          <w:tcPr/>
-          <w:p>
-            <w:pPr>
-              <w:pStyle w:val="Compact"/>
-            </w:pPr>
-            <w:r>
-              <w:t xml:space="preserve">150 – 299</w:t>
-            </w:r>
-          </w:p>
-        </w:tc>
-        <w:tc>
-          <w:tcPr/>
-          <w:p>
-            <w:pPr>
-              <w:pStyle w:val="Compact"/>
-            </w:pPr>
-            <w:r>
-              <w:t xml:space="preserve">Star</w:t>
-            </w:r>
-          </w:p>
-        </w:tc>
-      </w:tr>
-      <w:tr>
-        <w:tc>
-          <w:tcPr/>
-          <w:p>
-            <w:pPr>
-              <w:pStyle w:val="Compact"/>
-            </w:pPr>
-            <w:r>
-              <w:t xml:space="preserve">Trailblazer</w:t>
-            </w:r>
-          </w:p>
-        </w:tc>
-        <w:tc>
-          <w:tcPr/>
-          <w:p>
-            <w:pPr>
-              <w:pStyle w:val="Compact"/>
-            </w:pPr>
-            <w:r>
-              <w:t xml:space="preserve">300 – 499</w:t>
-            </w:r>
-          </w:p>
-        </w:tc>
-        <w:tc>
-          <w:tcPr/>
-          <w:p>
-            <w:pPr>
-              <w:pStyle w:val="Compact"/>
-            </w:pPr>
-            <w:r>
-              <w:t xml:space="preserve">Fire</w:t>
-            </w:r>
-          </w:p>
-        </w:tc>
-      </w:tr>
-      <w:tr>
-        <w:tc>
-          <w:tcPr/>
-          <w:p>
-            <w:pPr>
-              <w:pStyle w:val="Compact"/>
-            </w:pPr>
-            <w:r>
-              <w:t xml:space="preserve">Luminary</w:t>
-            </w:r>
-          </w:p>
-        </w:tc>
-        <w:tc>
-          <w:tcPr/>
-          <w:p>
-            <w:pPr>
-              <w:pStyle w:val="Compact"/>
-            </w:pPr>
-            <w:r>
-              <w:t xml:space="preserve">500+</w:t>
-            </w:r>
-          </w:p>
-        </w:tc>
-        <w:tc>
-          <w:tcPr/>
-          <w:p>
-            <w:pPr>
-              <w:pStyle w:val="Compact"/>
-            </w:pPr>
-            <w:r>
-              <w:t xml:space="preserve">Sun</w:t>
-            </w:r>
-          </w:p>
-        </w:tc>
-      </w:tr>
-    </w:tbl>
-    <w:p>
-      <w:pPr>
-        <w:pStyle w:val="BodyText"/>
-      </w:pPr>
-      <w:r>
-        <w:t xml:space="preserve">Your tier badge, total points, and progress bar toward the next tier are displayed at the top of your portfolio. Points recalculate each time you visit the page.</w:t>
-      </w:r>
-    </w:p>
-    <w:p>
-      <w:r>
-        <w:pict>
-          <v:rect style="width:0;height:1.5pt" o:hralign="center" o:hrstd="t" o:hr="t"/>
-        </w:pict>
-      </w:r>
-    </w:p>
-    <w:bookmarkEnd w:id="19"/>
-    <w:bookmarkEnd w:id="20"/>
-    <w:bookmarkStart w:id="22" w:name="find-an-expert"/>
-    <w:p>
-      <w:pPr>
-        <w:pStyle w:val="Heading2"/>
-      </w:pPr>
-      <w:r>
-        <w:t xml:space="preserve">Find an Expert</w:t>
-      </w:r>
-    </w:p>
-    <w:p>
-      <w:pPr>
-        <w:pStyle w:val="FirstParagraph"/>
-      </w:pPr>
-      <w:r>
-        <w:t xml:space="preserve">Use this tab to find colleagues with specific skills.</w:t>
-      </w:r>
-    </w:p>
-    <w:p>
-      <w:pPr>
-        <w:pStyle w:val="Compact"/>
-        <w:numPr>
-          <w:ilvl w:val="0"/>
-          <w:numId w:val="1005"/>
-        </w:numPr>
-      </w:pPr>
-      <w:r>
-        <w:t xml:space="preserve">Go to the</w:t>
+        <w:t xml:space="preserve">Add From My Skills</w:t>
+      </w:r>
+    </w:p>
+    <w:p>
+      <w:pPr>
+        <w:pStyle w:val="Compact"/>
+        <w:numPr>
+          <w:ilvl w:val="0"/>
+          <w:numId w:val="1003"/>
+        </w:numPr>
+      </w:pPr>
+      <w:r>
+        <w:t xml:space="preserve">Open</w:t>
       </w:r>
       <w:r>
         <w:t xml:space="preserve"> </w:t>
@@ -1362,94 +754,22 @@
           <w:b/>
           <w:bCs/>
         </w:rPr>
-        <w:t xml:space="preserve">Find an Expert</w:t>
-      </w:r>
-      <w:r>
-        <w:t xml:space="preserve"> </w:t>
-      </w:r>
-      <w:r>
-        <w:t xml:space="preserve">tab</w:t>
-      </w:r>
-    </w:p>
-    <w:p>
-      <w:pPr>
-        <w:pStyle w:val="Compact"/>
-        <w:numPr>
-          <w:ilvl w:val="0"/>
-          <w:numId w:val="1005"/>
-        </w:numPr>
-      </w:pPr>
-      <w:r>
-        <w:t xml:space="preserve">Type a skill name in the search field</w:t>
-      </w:r>
-    </w:p>
-    <w:p>
-      <w:pPr>
-        <w:pStyle w:val="Compact"/>
-        <w:numPr>
-          <w:ilvl w:val="0"/>
-          <w:numId w:val="1005"/>
-        </w:numPr>
-      </w:pPr>
-      <w:r>
-        <w:t xml:space="preserve">Results show matching users sorted by proficiency (highest first)</w:t>
-      </w:r>
-    </w:p>
-    <w:p>
-      <w:pPr>
-        <w:pStyle w:val="Compact"/>
-        <w:numPr>
-          <w:ilvl w:val="0"/>
-          <w:numId w:val="1005"/>
-        </w:numPr>
-      </w:pPr>
-      <w:r>
-        <w:t xml:space="preserve">Optionally filter by interest level to find people who</w:t>
-      </w:r>
-      <w:r>
-        <w:t xml:space="preserve"> </w:t>
-      </w:r>
-      <w:r>
-        <w:rPr>
-          <w:i/>
-          <w:iCs/>
-        </w:rPr>
-        <w:t xml:space="preserve">want</w:t>
-      </w:r>
-      <w:r>
-        <w:t xml:space="preserve"> </w:t>
-      </w:r>
-      <w:r>
-        <w:t xml:space="preserve">to use that skill</w:t>
-      </w:r>
-    </w:p>
-    <w:bookmarkStart w:id="21" w:name="endorsing-a-colleague"/>
-    <w:p>
-      <w:pPr>
-        <w:pStyle w:val="Heading3"/>
-      </w:pPr>
-      <w:r>
-        <w:t xml:space="preserve">Endorsing a Colleague</w:t>
-      </w:r>
-    </w:p>
-    <w:p>
-      <w:pPr>
-        <w:pStyle w:val="FirstParagraph"/>
-      </w:pPr>
-      <w:r>
-        <w:t xml:space="preserve">When you find someone whose expertise you can vouch for:</w:t>
-      </w:r>
-    </w:p>
-    <w:p>
-      <w:pPr>
-        <w:pStyle w:val="Compact"/>
-        <w:numPr>
-          <w:ilvl w:val="0"/>
-          <w:numId w:val="1006"/>
-        </w:numPr>
-      </w:pPr>
-      <w:r>
-        <w:t xml:space="preserve">Click the</w:t>
+        <w:t xml:space="preserve">My Skills</w:t>
+      </w:r>
+      <w:r>
+        <w:t xml:space="preserve">.</w:t>
+      </w:r>
+    </w:p>
+    <w:p>
+      <w:pPr>
+        <w:pStyle w:val="Compact"/>
+        <w:numPr>
+          <w:ilvl w:val="0"/>
+          <w:numId w:val="1003"/>
+        </w:numPr>
+      </w:pPr>
+      <w:r>
+        <w:t xml:space="preserve">Select</w:t>
       </w:r>
       <w:r>
         <w:t xml:space="preserve"> </w:t>
@@ -1459,25 +779,58 @@
           <w:b/>
           <w:bCs/>
         </w:rPr>
-        <w:t xml:space="preserve">Endorse</w:t>
-      </w:r>
-      <w:r>
-        <w:t xml:space="preserve"> </w:t>
-      </w:r>
-      <w:r>
-        <w:t xml:space="preserve">button next to their skill</w:t>
-      </w:r>
-    </w:p>
-    <w:p>
-      <w:pPr>
-        <w:pStyle w:val="Compact"/>
-        <w:numPr>
-          <w:ilvl w:val="0"/>
-          <w:numId w:val="1006"/>
-        </w:numPr>
-      </w:pPr>
-      <w:r>
-        <w:t xml:space="preserve">The endorsement is recorded immediately</w:t>
+        <w:t xml:space="preserve">Add Skill</w:t>
+      </w:r>
+      <w:r>
+        <w:t xml:space="preserve">.</w:t>
+      </w:r>
+    </w:p>
+    <w:p>
+      <w:pPr>
+        <w:pStyle w:val="Compact"/>
+        <w:numPr>
+          <w:ilvl w:val="0"/>
+          <w:numId w:val="1003"/>
+        </w:numPr>
+      </w:pPr>
+      <w:r>
+        <w:t xml:space="preserve">Search for the skill name.</w:t>
+      </w:r>
+    </w:p>
+    <w:p>
+      <w:pPr>
+        <w:pStyle w:val="Compact"/>
+        <w:numPr>
+          <w:ilvl w:val="0"/>
+          <w:numId w:val="1003"/>
+        </w:numPr>
+      </w:pPr>
+      <w:r>
+        <w:t xml:space="preserve">Select the skill.</w:t>
+      </w:r>
+    </w:p>
+    <w:p>
+      <w:pPr>
+        <w:pStyle w:val="Compact"/>
+        <w:numPr>
+          <w:ilvl w:val="0"/>
+          <w:numId w:val="1003"/>
+        </w:numPr>
+      </w:pPr>
+      <w:r>
+        <w:t xml:space="preserve">Choose the appropriate level and interest details.</w:t>
+      </w:r>
+    </w:p>
+    <w:p>
+      <w:pPr>
+        <w:pStyle w:val="Compact"/>
+        <w:numPr>
+          <w:ilvl w:val="0"/>
+          <w:numId w:val="1003"/>
+        </w:numPr>
+      </w:pPr>
+      <w:r>
+        <w:t xml:space="preserve">Save the skill to your profile.</w:t>
       </w:r>
     </w:p>
     <w:p>
@@ -1485,75 +838,29 @@
         <w:pStyle w:val="FirstParagraph"/>
       </w:pPr>
       <w:r>
-        <w:t xml:space="preserve">Rules:</w:t>
-      </w:r>
-      <w:r>
-        <w:t xml:space="preserve"> </w:t>
-      </w:r>
-      <w:r>
-        <w:t xml:space="preserve">- You cannot endorse your own skills</w:t>
-      </w:r>
-      <w:r>
-        <w:t xml:space="preserve"> </w:t>
-      </w:r>
-      <w:r>
-        <w:t xml:space="preserve">- You can only endorse the same person’s skill once</w:t>
-      </w:r>
-      <w:r>
-        <w:t xml:space="preserve"> </w:t>
-      </w:r>
-      <w:r>
-        <w:t xml:space="preserve">- Both you and the person you endorse earn points</w:t>
-      </w:r>
-    </w:p>
-    <w:p>
-      <w:r>
-        <w:pict>
-          <v:rect style="width:0;height:1.5pt" o:hralign="center" o:hrstd="t" o:hr="t"/>
-        </w:pict>
-      </w:r>
-    </w:p>
-    <w:bookmarkEnd w:id="21"/>
-    <w:bookmarkEnd w:id="22"/>
-    <w:bookmarkStart w:id="23" w:name="leaderboard"/>
-    <w:p>
-      <w:pPr>
-        <w:pStyle w:val="Heading2"/>
-      </w:pPr>
-      <w:r>
-        <w:t xml:space="preserve">Leaderboard</w:t>
-      </w:r>
-    </w:p>
-    <w:p>
-      <w:pPr>
-        <w:pStyle w:val="FirstParagraph"/>
-      </w:pPr>
-      <w:r>
-        <w:t xml:space="preserve">The Leaderboard ranks users by their total skill points within your department.</w:t>
-      </w:r>
-    </w:p>
-    <w:p>
-      <w:pPr>
-        <w:pStyle w:val="Compact"/>
-        <w:numPr>
-          <w:ilvl w:val="0"/>
-          <w:numId w:val="1007"/>
-        </w:numPr>
-      </w:pPr>
-      <w:r>
-        <w:t xml:space="preserve">Your row is highlighted so you can quickly find your rank</w:t>
-      </w:r>
-    </w:p>
-    <w:p>
-      <w:pPr>
-        <w:pStyle w:val="Compact"/>
-        <w:numPr>
-          <w:ilvl w:val="0"/>
-          <w:numId w:val="1007"/>
-        </w:numPr>
-      </w:pPr>
-      <w:r>
-        <w:t xml:space="preserve">Toggle between</w:t>
+        <w:t xml:space="preserve">The skill picker opens suggestions as you focus and type, similar to other ServiceNow lookup experiences.</w:t>
+      </w:r>
+    </w:p>
+    <w:bookmarkEnd w:id="17"/>
+    <w:bookmarkStart w:id="18" w:name="add-from-skill-library"/>
+    <w:p>
+      <w:pPr>
+        <w:pStyle w:val="Heading3"/>
+      </w:pPr>
+      <w:r>
+        <w:t xml:space="preserve">Add From Skill Library</w:t>
+      </w:r>
+    </w:p>
+    <w:p>
+      <w:pPr>
+        <w:pStyle w:val="Compact"/>
+        <w:numPr>
+          <w:ilvl w:val="0"/>
+          <w:numId w:val="1004"/>
+        </w:numPr>
+      </w:pPr>
+      <w:r>
+        <w:t xml:space="preserve">Open</w:t>
       </w:r>
       <w:r>
         <w:t xml:space="preserve"> </w:t>
@@ -1563,13 +870,46 @@
           <w:b/>
           <w:bCs/>
         </w:rPr>
-        <w:t xml:space="preserve">Team</w:t>
-      </w:r>
-      <w:r>
-        <w:t xml:space="preserve"> </w:t>
-      </w:r>
-      <w:r>
-        <w:t xml:space="preserve">and</w:t>
+        <w:t xml:space="preserve">Skill Library</w:t>
+      </w:r>
+      <w:r>
+        <w:t xml:space="preserve">.</w:t>
+      </w:r>
+    </w:p>
+    <w:p>
+      <w:pPr>
+        <w:pStyle w:val="Compact"/>
+        <w:numPr>
+          <w:ilvl w:val="0"/>
+          <w:numId w:val="1004"/>
+        </w:numPr>
+      </w:pPr>
+      <w:r>
+        <w:t xml:space="preserve">Search or filter by category.</w:t>
+      </w:r>
+    </w:p>
+    <w:p>
+      <w:pPr>
+        <w:pStyle w:val="Compact"/>
+        <w:numPr>
+          <w:ilvl w:val="0"/>
+          <w:numId w:val="1004"/>
+        </w:numPr>
+      </w:pPr>
+      <w:r>
+        <w:t xml:space="preserve">Review the results table.</w:t>
+      </w:r>
+    </w:p>
+    <w:p>
+      <w:pPr>
+        <w:pStyle w:val="Compact"/>
+        <w:numPr>
+          <w:ilvl w:val="0"/>
+          <w:numId w:val="1004"/>
+        </w:numPr>
+      </w:pPr>
+      <w:r>
+        <w:t xml:space="preserve">Select</w:t>
       </w:r>
       <w:r>
         <w:t xml:space="preserve"> </w:t>
@@ -1579,42 +919,13 @@
           <w:b/>
           <w:bCs/>
         </w:rPr>
-        <w:t xml:space="preserve">Department</w:t>
+        <w:t xml:space="preserve">Add</w:t>
       </w:r>
       <w:r>
         <w:t xml:space="preserve"> </w:t>
       </w:r>
       <w:r>
-        <w:t xml:space="preserve">views</w:t>
-      </w:r>
-    </w:p>
-    <w:p>
-      <w:pPr>
-        <w:pStyle w:val="Compact"/>
-        <w:numPr>
-          <w:ilvl w:val="0"/>
-          <w:numId w:val="1007"/>
-        </w:numPr>
-      </w:pPr>
-      <w:r>
-        <w:t xml:space="preserve">Rankings update each time you visit the page</w:t>
-      </w:r>
-    </w:p>
-    <w:p>
-      <w:r>
-        <w:pict>
-          <v:rect style="width:0;height:1.5pt" o:hralign="center" o:hrstd="t" o:hr="t"/>
-        </w:pict>
-      </w:r>
-    </w:p>
-    <w:bookmarkEnd w:id="23"/>
-    <w:bookmarkStart w:id="24" w:name="requesting-a-new-skill"/>
-    <w:p>
-      <w:pPr>
-        <w:pStyle w:val="Heading2"/>
-      </w:pPr>
-      <w:r>
-        <w:t xml:space="preserve">Requesting a New Skill</w:t>
+        <w:t xml:space="preserve">next to the skill.</w:t>
       </w:r>
     </w:p>
     <w:p>
@@ -1622,19 +933,7 @@
         <w:pStyle w:val="FirstParagraph"/>
       </w:pPr>
       <w:r>
-        <w:t xml:space="preserve">If a skill you have isn’t in the catalog:</w:t>
-      </w:r>
-    </w:p>
-    <w:p>
-      <w:pPr>
-        <w:pStyle w:val="Compact"/>
-        <w:numPr>
-          <w:ilvl w:val="0"/>
-          <w:numId w:val="1008"/>
-        </w:numPr>
-      </w:pPr>
-      <w:r>
-        <w:t xml:space="preserve">Go to the</w:t>
+        <w:t xml:space="preserve">If a skill is already on your profile, the action shows</w:t>
       </w:r>
       <w:r>
         <w:t xml:space="preserve"> </w:t>
@@ -1644,19 +943,44 @@
           <w:b/>
           <w:bCs/>
         </w:rPr>
-        <w:t xml:space="preserve">Service Catalog</w:t>
-      </w:r>
-    </w:p>
-    <w:p>
-      <w:pPr>
-        <w:pStyle w:val="Compact"/>
-        <w:numPr>
-          <w:ilvl w:val="0"/>
-          <w:numId w:val="1008"/>
-        </w:numPr>
-      </w:pPr>
-      <w:r>
-        <w:t xml:space="preserve">Find</w:t>
+        <w:t xml:space="preserve">Added</w:t>
+      </w:r>
+      <w:r>
+        <w:t xml:space="preserve"> </w:t>
+      </w:r>
+      <w:r>
+        <w:t xml:space="preserve">and is disabled.</w:t>
+      </w:r>
+    </w:p>
+    <w:bookmarkEnd w:id="18"/>
+    <w:bookmarkEnd w:id="19"/>
+    <w:bookmarkStart w:id="20" w:name="requesting-a-missing-skill"/>
+    <w:p>
+      <w:pPr>
+        <w:pStyle w:val="Heading2"/>
+      </w:pPr>
+      <w:r>
+        <w:t xml:space="preserve">Requesting a Missing Skill</w:t>
+      </w:r>
+    </w:p>
+    <w:p>
+      <w:pPr>
+        <w:pStyle w:val="FirstParagraph"/>
+      </w:pPr>
+      <w:r>
+        <w:t xml:space="preserve">If the skill you need does not exist, use the request flow.</w:t>
+      </w:r>
+    </w:p>
+    <w:p>
+      <w:pPr>
+        <w:pStyle w:val="Compact"/>
+        <w:numPr>
+          <w:ilvl w:val="0"/>
+          <w:numId w:val="1005"/>
+        </w:numPr>
+      </w:pPr>
+      <w:r>
+        <w:t xml:space="preserve">From the Add Skill experience, select</w:t>
       </w:r>
       <w:r>
         <w:t xml:space="preserve"> </w:t>
@@ -1666,346 +990,327 @@
           <w:b/>
           <w:bCs/>
         </w:rPr>
-        <w:t xml:space="preserve">“Request New Skill”</w:t>
+        <w:t xml:space="preserve">Request it here</w:t>
+      </w:r>
+      <w:r>
+        <w:t xml:space="preserve">, or open the</w:t>
       </w:r>
       <w:r>
         <w:t xml:space="preserve"> </w:t>
       </w:r>
-      <w:r>
-        <w:t xml:space="preserve">under the Skills Hub category</w:t>
-      </w:r>
-    </w:p>
-    <w:p>
-      <w:pPr>
-        <w:pStyle w:val="Compact"/>
-        <w:numPr>
-          <w:ilvl w:val="0"/>
-          <w:numId w:val="1008"/>
-        </w:numPr>
-      </w:pPr>
-      <w:r>
-        <w:t xml:space="preserve">Fill in:</w:t>
-      </w:r>
-    </w:p>
-    <w:p>
-      <w:pPr>
-        <w:pStyle w:val="Compact"/>
-        <w:numPr>
-          <w:ilvl w:val="1"/>
-          <w:numId w:val="1009"/>
-        </w:numPr>
-      </w:pPr>
       <w:r>
         <w:rPr>
           <w:b/>
           <w:bCs/>
         </w:rPr>
-        <w:t xml:space="preserve">Skill Name</w:t>
+        <w:t xml:space="preserve">Request New Skill</w:t>
       </w:r>
       <w:r>
         <w:t xml:space="preserve"> </w:t>
       </w:r>
       <w:r>
-        <w:t xml:space="preserve">(required)</w:t>
-      </w:r>
-    </w:p>
-    <w:p>
-      <w:pPr>
-        <w:pStyle w:val="Compact"/>
-        <w:numPr>
-          <w:ilvl w:val="1"/>
-          <w:numId w:val="1009"/>
-        </w:numPr>
-      </w:pPr>
+        <w:t xml:space="preserve">catalog item.</w:t>
+      </w:r>
+    </w:p>
+    <w:p>
+      <w:pPr>
+        <w:pStyle w:val="Compact"/>
+        <w:numPr>
+          <w:ilvl w:val="0"/>
+          <w:numId w:val="1005"/>
+        </w:numPr>
+      </w:pPr>
+      <w:r>
+        <w:t xml:space="preserve">Enter the skill name.</w:t>
+      </w:r>
+    </w:p>
+    <w:p>
+      <w:pPr>
+        <w:pStyle w:val="Compact"/>
+        <w:numPr>
+          <w:ilvl w:val="0"/>
+          <w:numId w:val="1005"/>
+        </w:numPr>
+      </w:pPr>
+      <w:r>
+        <w:t xml:space="preserve">Select the best category.</w:t>
+      </w:r>
+    </w:p>
+    <w:p>
+      <w:pPr>
+        <w:pStyle w:val="Compact"/>
+        <w:numPr>
+          <w:ilvl w:val="0"/>
+          <w:numId w:val="1005"/>
+        </w:numPr>
+      </w:pPr>
+      <w:r>
+        <w:t xml:space="preserve">Provide a description that helps administrators understand the skill.</w:t>
+      </w:r>
+    </w:p>
+    <w:p>
+      <w:pPr>
+        <w:pStyle w:val="Compact"/>
+        <w:numPr>
+          <w:ilvl w:val="0"/>
+          <w:numId w:val="1005"/>
+        </w:numPr>
+      </w:pPr>
+      <w:r>
+        <w:t xml:space="preserve">Submit the request.</w:t>
+      </w:r>
+    </w:p>
+    <w:p>
+      <w:pPr>
+        <w:pStyle w:val="FirstParagraph"/>
+      </w:pPr>
+      <w:r>
+        <w:t xml:space="preserve">The description should explain what the skill means in business terms. It is not a business justification for why you personally need it.</w:t>
+      </w:r>
+    </w:p>
+    <w:bookmarkEnd w:id="20"/>
+    <w:bookmarkStart w:id="21" w:name="find-experts"/>
+    <w:p>
+      <w:pPr>
+        <w:pStyle w:val="Heading2"/>
+      </w:pPr>
+      <w:r>
+        <w:t xml:space="preserve">Find Experts</w:t>
+      </w:r>
+    </w:p>
+    <w:p>
+      <w:pPr>
+        <w:pStyle w:val="FirstParagraph"/>
+      </w:pPr>
+      <w:r>
+        <w:t xml:space="preserve">Use Find Experts to locate colleagues with relevant skills.</w:t>
+      </w:r>
+    </w:p>
+    <w:p>
+      <w:pPr>
+        <w:pStyle w:val="Compact"/>
+        <w:numPr>
+          <w:ilvl w:val="0"/>
+          <w:numId w:val="1006"/>
+        </w:numPr>
+      </w:pPr>
+      <w:r>
+        <w:t xml:space="preserve">Open</w:t>
+      </w:r>
+      <w:r>
+        <w:t xml:space="preserve"> </w:t>
+      </w:r>
       <w:r>
         <w:rPr>
           <w:b/>
           <w:bCs/>
         </w:rPr>
-        <w:t xml:space="preserve">Category</w:t>
-      </w:r>
-      <w:r>
-        <w:t xml:space="preserve"> </w:t>
-      </w:r>
-      <w:r>
-        <w:t xml:space="preserve">(required)</w:t>
-      </w:r>
-    </w:p>
-    <w:p>
-      <w:pPr>
-        <w:pStyle w:val="Compact"/>
-        <w:numPr>
-          <w:ilvl w:val="1"/>
-          <w:numId w:val="1009"/>
-        </w:numPr>
+        <w:t xml:space="preserve">Find Experts</w:t>
+      </w:r>
+      <w:r>
+        <w:t xml:space="preserve">.</w:t>
+      </w:r>
+    </w:p>
+    <w:p>
+      <w:pPr>
+        <w:pStyle w:val="Compact"/>
+        <w:numPr>
+          <w:ilvl w:val="0"/>
+          <w:numId w:val="1006"/>
+        </w:numPr>
+      </w:pPr>
+      <w:r>
+        <w:t xml:space="preserve">Search for a skill.</w:t>
+      </w:r>
+    </w:p>
+    <w:p>
+      <w:pPr>
+        <w:pStyle w:val="Compact"/>
+        <w:numPr>
+          <w:ilvl w:val="0"/>
+          <w:numId w:val="1006"/>
+        </w:numPr>
+      </w:pPr>
+      <w:r>
+        <w:t xml:space="preserve">Use filters such as department, business unit, group hierarchy, or interest level when available.</w:t>
+      </w:r>
+    </w:p>
+    <w:p>
+      <w:pPr>
+        <w:pStyle w:val="Compact"/>
+        <w:numPr>
+          <w:ilvl w:val="0"/>
+          <w:numId w:val="1006"/>
+        </w:numPr>
+      </w:pPr>
+      <w:r>
+        <w:t xml:space="preserve">Review each expert card for name, role, department, skill level, interest, and endorsement context.</w:t>
+      </w:r>
+    </w:p>
+    <w:p>
+      <w:pPr>
+        <w:pStyle w:val="FirstParagraph"/>
+      </w:pPr>
+      <w:r>
+        <w:t xml:space="preserve">Use this view when staffing work, finding a peer reviewer, identifying a backup, or locating someone who has experience with a specific platform or process.</w:t>
+      </w:r>
+    </w:p>
+    <w:bookmarkEnd w:id="21"/>
+    <w:bookmarkStart w:id="22" w:name="skill-library"/>
+    <w:p>
+      <w:pPr>
+        <w:pStyle w:val="Heading2"/>
+      </w:pPr>
+      <w:r>
+        <w:t xml:space="preserve">Skill Library</w:t>
+      </w:r>
+    </w:p>
+    <w:p>
+      <w:pPr>
+        <w:pStyle w:val="FirstParagraph"/>
+      </w:pPr>
+      <w:r>
+        <w:t xml:space="preserve">The Skill Library is the fastest way to browse and add skills.</w:t>
+      </w:r>
+    </w:p>
+    <w:p>
+      <w:pPr>
+        <w:pStyle w:val="BodyText"/>
+      </w:pPr>
+      <w:r>
+        <w:t xml:space="preserve">The library supports:</w:t>
+      </w:r>
+    </w:p>
+    <w:p>
+      <w:pPr>
+        <w:pStyle w:val="Compact"/>
+        <w:numPr>
+          <w:ilvl w:val="0"/>
+          <w:numId w:val="1007"/>
+        </w:numPr>
+      </w:pPr>
+      <w:r>
+        <w:t xml:space="preserve">Keyword search</w:t>
+      </w:r>
+    </w:p>
+    <w:p>
+      <w:pPr>
+        <w:pStyle w:val="Compact"/>
+        <w:numPr>
+          <w:ilvl w:val="0"/>
+          <w:numId w:val="1007"/>
+        </w:numPr>
+      </w:pPr>
+      <w:r>
+        <w:t xml:space="preserve">Category filtering</w:t>
+      </w:r>
+    </w:p>
+    <w:p>
+      <w:pPr>
+        <w:pStyle w:val="Compact"/>
+        <w:numPr>
+          <w:ilvl w:val="0"/>
+          <w:numId w:val="1007"/>
+        </w:numPr>
+      </w:pPr>
+      <w:r>
+        <w:t xml:space="preserve">Pagination</w:t>
+      </w:r>
+    </w:p>
+    <w:p>
+      <w:pPr>
+        <w:pStyle w:val="Compact"/>
+        <w:numPr>
+          <w:ilvl w:val="0"/>
+          <w:numId w:val="1007"/>
+        </w:numPr>
+      </w:pPr>
+      <w:r>
+        <w:t xml:space="preserve">Status badges showing whether a skill is already on your profile</w:t>
+      </w:r>
+    </w:p>
+    <w:p>
+      <w:pPr>
+        <w:pStyle w:val="Compact"/>
+        <w:numPr>
+          <w:ilvl w:val="0"/>
+          <w:numId w:val="1007"/>
+        </w:numPr>
+      </w:pPr>
+      <w:r>
+        <w:t xml:space="preserve">Direct add actions</w:t>
+      </w:r>
+    </w:p>
+    <w:p>
+      <w:pPr>
+        <w:pStyle w:val="FirstParagraph"/>
+      </w:pPr>
+      <w:r>
+        <w:t xml:space="preserve">The table is designed for scanning. Long descriptions are shortened in the table so the list remains usable.</w:t>
+      </w:r>
+    </w:p>
+    <w:bookmarkEnd w:id="22"/>
+    <w:bookmarkStart w:id="23" w:name="accessibility-notes"/>
+    <w:p>
+      <w:pPr>
+        <w:pStyle w:val="Heading2"/>
+      </w:pPr>
+      <w:r>
+        <w:t xml:space="preserve">Accessibility Notes</w:t>
+      </w:r>
+    </w:p>
+    <w:p>
+      <w:pPr>
+        <w:pStyle w:val="FirstParagraph"/>
+      </w:pPr>
+      <w:r>
+        <w:t xml:space="preserve">Skills Hub has been updated with accessibility improvements including descriptive button labels, keyboard focus styling, table captions, scoped table headers, and clearer status labels. This does not replace a formal 508 or ADA compliance review, but the portal experience is designed to support keyboard and screen reader use.</w:t>
+      </w:r>
+    </w:p>
+    <w:bookmarkEnd w:id="23"/>
+    <w:bookmarkStart w:id="24" w:name="faq"/>
+    <w:p>
+      <w:pPr>
+        <w:pStyle w:val="Heading2"/>
+      </w:pPr>
+      <w:r>
+        <w:t xml:space="preserve">FAQ</w:t>
+      </w:r>
+    </w:p>
+    <w:p>
+      <w:pPr>
+        <w:pStyle w:val="FirstParagraph"/>
       </w:pPr>
       <w:r>
         <w:rPr>
           <w:b/>
           <w:bCs/>
         </w:rPr>
-        <w:t xml:space="preserve">Justification</w:t>
+        <w:t xml:space="preserve">Why do some skill levels have different names?</w:t>
       </w:r>
       <w:r>
         <w:t xml:space="preserve"> </w:t>
       </w:r>
       <w:r>
-        <w:t xml:space="preserve">— why this skill should be added</w:t>
-      </w:r>
-    </w:p>
-    <w:p>
-      <w:pPr>
-        <w:pStyle w:val="Compact"/>
-        <w:numPr>
-          <w:ilvl w:val="0"/>
-          <w:numId w:val="1008"/>
-        </w:numPr>
-      </w:pPr>
-      <w:r>
-        <w:t xml:space="preserve">Submit the request</w:t>
-      </w:r>
-    </w:p>
-    <w:p>
-      <w:pPr>
-        <w:pStyle w:val="FirstParagraph"/>
-      </w:pPr>
-      <w:r>
-        <w:t xml:space="preserve">You’ll receive email notifications when your request is submitted, approved, or rejected.</w:t>
-      </w:r>
-    </w:p>
-    <w:p>
-      <w:r>
-        <w:pict>
-          <v:rect style="width:0;height:1.5pt" o:hralign="center" o:hrstd="t" o:hr="t"/>
-        </w:pict>
-      </w:r>
-    </w:p>
-    <w:bookmarkEnd w:id="24"/>
-    <w:bookmarkStart w:id="25" w:name="email-notifications-you-may-receive"/>
-    <w:p>
-      <w:pPr>
-        <w:pStyle w:val="Heading2"/>
-      </w:pPr>
-      <w:r>
-        <w:t xml:space="preserve">Email Notifications You May Receive</w:t>
-      </w:r>
-    </w:p>
-    <w:tbl>
-      <w:tblPr>
-        <w:tblStyle w:val="Table"/>
-        <w:tblW w:type="pct" w:w="5000"/>
-        <w:tblLayout w:type="fixed"/>
-        <w:tblLook w:firstRow="1" w:lastRow="0" w:firstColumn="0" w:lastColumn="0" w:noHBand="0" w:noVBand="0" w:val="0020"/>
-      </w:tblPr>
-      <w:tblGrid>
-        <w:gridCol w:w="5418"/>
-        <w:gridCol w:w="2501"/>
-      </w:tblGrid>
-      <w:tr>
-        <w:trPr>
-          <w:tblHeader w:val="on"/>
-        </w:trPr>
-        <w:tc>
-          <w:tcPr/>
-          <w:p>
-            <w:pPr>
-              <w:pStyle w:val="Compact"/>
-            </w:pPr>
-            <w:r>
-              <w:t xml:space="preserve">Notification</w:t>
-            </w:r>
-          </w:p>
-        </w:tc>
-        <w:tc>
-          <w:tcPr/>
-          <w:p>
-            <w:pPr>
-              <w:pStyle w:val="Compact"/>
-            </w:pPr>
-            <w:r>
-              <w:t xml:space="preserve">When</w:t>
-            </w:r>
-          </w:p>
-        </w:tc>
-      </w:tr>
-      <w:tr>
-        <w:tc>
-          <w:tcPr/>
-          <w:p>
-            <w:pPr>
-              <w:pStyle w:val="Compact"/>
-            </w:pPr>
-            <w:r>
-              <w:t xml:space="preserve">Skill Request Submitted</w:t>
-            </w:r>
-          </w:p>
-        </w:tc>
-        <w:tc>
-          <w:tcPr/>
-          <w:p>
-            <w:pPr>
-              <w:pStyle w:val="Compact"/>
-            </w:pPr>
-            <w:r>
-              <w:t xml:space="preserve">You submit a new skill request</w:t>
-            </w:r>
-          </w:p>
-        </w:tc>
-      </w:tr>
-      <w:tr>
-        <w:tc>
-          <w:tcPr/>
-          <w:p>
-            <w:pPr>
-              <w:pStyle w:val="Compact"/>
-            </w:pPr>
-            <w:r>
-              <w:t xml:space="preserve">Skill Request Approved</w:t>
-            </w:r>
-          </w:p>
-        </w:tc>
-        <w:tc>
-          <w:tcPr/>
-          <w:p>
-            <w:pPr>
-              <w:pStyle w:val="Compact"/>
-            </w:pPr>
-            <w:r>
-              <w:t xml:space="preserve">Your request is approved (skill is now in the catalog)</w:t>
-            </w:r>
-          </w:p>
-        </w:tc>
-      </w:tr>
-      <w:tr>
-        <w:tc>
-          <w:tcPr/>
-          <w:p>
-            <w:pPr>
-              <w:pStyle w:val="Compact"/>
-            </w:pPr>
-            <w:r>
-              <w:t xml:space="preserve">Skill Request Rejected</w:t>
-            </w:r>
-          </w:p>
-        </w:tc>
-        <w:tc>
-          <w:tcPr/>
-          <w:p>
-            <w:pPr>
-              <w:pStyle w:val="Compact"/>
-            </w:pPr>
-            <w:r>
-              <w:t xml:space="preserve">Your request was not approved (includes reason)</w:t>
-            </w:r>
-          </w:p>
-        </w:tc>
-      </w:tr>
-      <w:tr>
-        <w:tc>
-          <w:tcPr/>
-          <w:p>
-            <w:pPr>
-              <w:pStyle w:val="Compact"/>
-            </w:pPr>
-            <w:r>
-              <w:t xml:space="preserve">Skill Validated by Manager</w:t>
-            </w:r>
-          </w:p>
-        </w:tc>
-        <w:tc>
-          <w:tcPr/>
-          <w:p>
-            <w:pPr>
-              <w:pStyle w:val="Compact"/>
-            </w:pPr>
-            <w:r>
-              <w:t xml:space="preserve">Your manager confirms one of your skills</w:t>
-            </w:r>
-          </w:p>
-        </w:tc>
-      </w:tr>
-      <w:tr>
-        <w:tc>
-          <w:tcPr/>
-          <w:p>
-            <w:pPr>
-              <w:pStyle w:val="Compact"/>
-            </w:pPr>
-            <w:r>
-              <w:t xml:space="preserve">Skill Disputed by Manager</w:t>
-            </w:r>
-          </w:p>
-        </w:tc>
-        <w:tc>
-          <w:tcPr/>
-          <w:p>
-            <w:pPr>
-              <w:pStyle w:val="Compact"/>
-            </w:pPr>
-            <w:r>
-              <w:t xml:space="preserve">Your manager has a different assessment (includes their notes)</w:t>
-            </w:r>
-          </w:p>
-        </w:tc>
-      </w:tr>
-      <w:tr>
-        <w:tc>
-          <w:tcPr/>
-          <w:p>
-            <w:pPr>
-              <w:pStyle w:val="Compact"/>
-            </w:pPr>
-            <w:r>
-              <w:t xml:space="preserve">You’ve Been Endorsed</w:t>
-            </w:r>
-          </w:p>
-        </w:tc>
-        <w:tc>
-          <w:tcPr/>
-          <w:p>
-            <w:pPr>
-              <w:pStyle w:val="Compact"/>
-            </w:pPr>
-            <w:r>
-              <w:t xml:space="preserve">A colleague endorses one of your skills</w:t>
-            </w:r>
-          </w:p>
-        </w:tc>
-      </w:tr>
-    </w:tbl>
-    <w:p>
-      <w:r>
-        <w:pict>
-          <v:rect style="width:0;height:1.5pt" o:hralign="center" o:hrstd="t" o:hr="t"/>
-        </w:pict>
-      </w:r>
-    </w:p>
-    <w:bookmarkEnd w:id="25"/>
-    <w:bookmarkStart w:id="26" w:name="faq"/>
-    <w:p>
-      <w:pPr>
-        <w:pStyle w:val="Heading2"/>
-      </w:pPr>
-      <w:r>
-        <w:t xml:space="preserve">FAQ</w:t>
-      </w:r>
-    </w:p>
-    <w:p>
-      <w:pPr>
-        <w:pStyle w:val="FirstParagraph"/>
+        <w:t xml:space="preserve">Skill levels come from the rating scale assigned to the skill. Different skills may use different level labels.</w:t>
+      </w:r>
+    </w:p>
+    <w:p>
+      <w:pPr>
+        <w:pStyle w:val="BodyText"/>
       </w:pPr>
       <w:r>
         <w:rPr>
           <w:b/>
           <w:bCs/>
         </w:rPr>
-        <w:t xml:space="preserve">Q: Can I remove a skill from my profile?</w:t>
+        <w:t xml:space="preserve">Why is a skill marked Added in the Skill Library?</w:t>
       </w:r>
       <w:r>
         <w:t xml:space="preserve"> </w:t>
       </w:r>
       <w:r>
-        <w:t xml:space="preserve">A: Yes, use the remove option on the skill in your portfolio.</w:t>
+        <w:t xml:space="preserve">That skill is already on your profile.</w:t>
       </w:r>
     </w:p>
     <w:p>
@@ -2017,13 +1322,13 @@
           <w:b/>
           <w:bCs/>
         </w:rPr>
-        <w:t xml:space="preserve">Q: Why can’t I see the Manager View tab?</w:t>
+        <w:t xml:space="preserve">What should I write in a new skill request description?</w:t>
       </w:r>
       <w:r>
         <w:t xml:space="preserve"> </w:t>
       </w:r>
       <w:r>
-        <w:t xml:space="preserve">A: This tab only appears if you have direct reports in ServiceNow.</w:t>
+        <w:t xml:space="preserve">Describe what the skill is and how someone would recognize it. Do not write a personal justification.</w:t>
       </w:r>
     </w:p>
     <w:p>
@@ -2035,81 +1340,35 @@
           <w:b/>
           <w:bCs/>
         </w:rPr>
-        <w:t xml:space="preserve">Q: My skill shows as</w:t>
-      </w:r>
+        <w:t xml:space="preserve">What does Disputed mean?</w:t>
+      </w:r>
+      <w:r>
+        <w:t xml:space="preserve"> </w:t>
+      </w:r>
+      <w:r>
+        <w:t xml:space="preserve">Your manager suggested a different assessment or left notes. Use it as a prompt for follow-up and alignment.</w:t>
+      </w:r>
+    </w:p>
+    <w:p>
+      <w:pPr>
+        <w:pStyle w:val="BodyText"/>
+      </w:pPr>
       <w:r>
         <w:rPr>
           <w:b/>
           <w:bCs/>
         </w:rPr>
+        <w:t xml:space="preserve">Can I remove a skill?</w:t>
+      </w:r>
+      <w:r>
         <w:t xml:space="preserve"> </w:t>
       </w:r>
       <w:r>
-        <w:rPr>
-          <w:b/>
-          <w:bCs/>
-        </w:rPr>
-        <w:t xml:space="preserve">“Expired”</w:t>
-      </w:r>
-      <w:r>
-        <w:rPr>
-          <w:b/>
-          <w:bCs/>
-        </w:rPr>
-        <w:t xml:space="preserve"> </w:t>
-      </w:r>
-      <w:r>
-        <w:rPr>
-          <w:b/>
-          <w:bCs/>
-        </w:rPr>
-        <w:t xml:space="preserve">— what does that mean?</w:t>
-      </w:r>
-      <w:r>
-        <w:t xml:space="preserve"> </w:t>
-      </w:r>
-      <w:r>
-        <w:t xml:space="preserve">A: Skills not validated by a manager in over 12 months are automatically flagged as expired. Ask your manager to re-validate.</w:t>
-      </w:r>
-    </w:p>
-    <w:p>
-      <w:pPr>
-        <w:pStyle w:val="BodyText"/>
-      </w:pPr>
-      <w:r>
-        <w:rPr>
-          <w:b/>
-          <w:bCs/>
-        </w:rPr>
-        <w:t xml:space="preserve">Q: How do I increase my tier?</w:t>
-      </w:r>
-      <w:r>
-        <w:t xml:space="preserve"> </w:t>
-      </w:r>
-      <w:r>
-        <w:t xml:space="preserve">A: Add skills, increase proficiency levels, endorse colleagues, and get your skills validated by your manager.</w:t>
-      </w:r>
-    </w:p>
-    <w:p>
-      <w:pPr>
-        <w:pStyle w:val="BodyText"/>
-      </w:pPr>
-      <w:r>
-        <w:rPr>
-          <w:b/>
-          <w:bCs/>
-        </w:rPr>
-        <w:t xml:space="preserve">Q: Can I endorse someone twice for the same skill?</w:t>
-      </w:r>
-      <w:r>
-        <w:t xml:space="preserve"> </w:t>
-      </w:r>
-      <w:r>
-        <w:t xml:space="preserve">A: No, each person can only endorse a specific skill once.</w:t>
-      </w:r>
-    </w:p>
-    <w:bookmarkEnd w:id="26"/>
-    <w:bookmarkEnd w:id="27"/>
+        <w:t xml:space="preserve">Yes, use the remove action on the skill in My Skills, if enabled for your role and record.</w:t>
+      </w:r>
+    </w:p>
+    <w:bookmarkEnd w:id="24"/>
+    <w:bookmarkEnd w:id="25"/>
     <w:sectPr>
       <w:footnotePr>
         <w:numRestart w:val="eachSect"/>
@@ -2220,6 +1479,109 @@
       </w:pPr>
     </w:lvl>
   </w:abstractNum>
+  <w:abstractNum w:abstractNumId="991">
+    <w:nsid w:val="0000A991"/>
+    <w:multiLevelType w:val="multilevel"/>
+    <w:lvl w:ilvl="0">
+      <w:numFmt w:val="bullet"/>
+      <w:lvlText w:val=""/>
+      <w:lvlJc w:val="left"/>
+      <w:pPr>
+        <w:ind w:left="720" w:hanging="360"/>
+      </w:pPr>
+      <w:rPr>
+        <w:rFonts w:ascii="Symbol" w:hAnsi="Symbol" w:cs="Symbol" w:hint="default"/>
+      </w:rPr>
+    </w:lvl>
+    <w:lvl w:ilvl="1">
+      <w:numFmt w:val="bullet"/>
+      <w:lvlText w:val="o"/>
+      <w:lvlJc w:val="left"/>
+      <w:pPr>
+        <w:ind w:left="1440" w:hanging="360"/>
+      </w:pPr>
+      <w:rPr>
+        <w:rFonts w:ascii="Courier New" w:hAnsi="Courier New" w:cs="Courier New" w:hint="default"/>
+      </w:rPr>
+    </w:lvl>
+    <w:lvl w:ilvl="2">
+      <w:numFmt w:val="bullet"/>
+      <w:lvlText w:val=""/>
+      <w:lvlJc w:val="left"/>
+      <w:pPr>
+        <w:ind w:left="2160" w:hanging="360"/>
+      </w:pPr>
+      <w:rPr>
+        <w:rFonts w:ascii="Wingdings" w:hAnsi="Wingdings" w:cs="Wingdings" w:hint="default"/>
+      </w:rPr>
+    </w:lvl>
+    <w:lvl w:ilvl="3">
+      <w:numFmt w:val="bullet"/>
+      <w:lvlText w:val=""/>
+      <w:lvlJc w:val="left"/>
+      <w:pPr>
+        <w:ind w:left="2880" w:hanging="360"/>
+      </w:pPr>
+      <w:rPr>
+        <w:rFonts w:ascii="Symbol" w:hAnsi="Symbol" w:cs="Symbol" w:hint="default"/>
+      </w:rPr>
+    </w:lvl>
+    <w:lvl w:ilvl="4">
+      <w:numFmt w:val="bullet"/>
+      <w:lvlText w:val="o"/>
+      <w:lvlJc w:val="left"/>
+      <w:pPr>
+        <w:ind w:left="3600" w:hanging="360"/>
+      </w:pPr>
+      <w:rPr>
+        <w:rFonts w:ascii="Courier New" w:hAnsi="Courier New" w:cs="Courier New" w:hint="default"/>
+      </w:rPr>
+    </w:lvl>
+    <w:lvl w:ilvl="5">
+      <w:numFmt w:val="bullet"/>
+      <w:lvlText w:val=""/>
+      <w:lvlJc w:val="left"/>
+      <w:pPr>
+        <w:ind w:left="4320" w:hanging="360"/>
+      </w:pPr>
+      <w:rPr>
+        <w:rFonts w:ascii="Wingdings" w:hAnsi="Wingdings" w:cs="Wingdings" w:hint="default"/>
+      </w:rPr>
+    </w:lvl>
+    <w:lvl w:ilvl="6">
+      <w:numFmt w:val="bullet"/>
+      <w:lvlText w:val=""/>
+      <w:lvlJc w:val="left"/>
+      <w:pPr>
+        <w:ind w:left="5040" w:hanging="360"/>
+      </w:pPr>
+      <w:rPr>
+        <w:rFonts w:ascii="Symbol" w:hAnsi="Symbol" w:cs="Symbol" w:hint="default"/>
+      </w:rPr>
+    </w:lvl>
+    <w:lvl w:ilvl="7">
+      <w:numFmt w:val="bullet"/>
+      <w:lvlText w:val="o"/>
+      <w:lvlJc w:val="left"/>
+      <w:pPr>
+        <w:ind w:left="5760" w:hanging="360"/>
+      </w:pPr>
+      <w:rPr>
+        <w:rFonts w:ascii="Courier New" w:hAnsi="Courier New" w:cs="Courier New" w:hint="default"/>
+      </w:rPr>
+    </w:lvl>
+    <w:lvl w:ilvl="8">
+      <w:numFmt w:val="bullet"/>
+      <w:lvlText w:val=""/>
+      <w:lvlJc w:val="left"/>
+      <w:pPr>
+        <w:ind w:left="6480" w:hanging="360"/>
+      </w:pPr>
+      <w:rPr>
+        <w:rFonts w:ascii="Wingdings" w:hAnsi="Wingdings" w:cs="Wingdings" w:hint="default"/>
+      </w:rPr>
+    </w:lvl>
+  </w:abstractNum>
   <w:abstractNum w:abstractNumId="99411">
     <w:nsid w:val="00A99411"/>
     <w:multiLevelType w:val="multilevel"/>
@@ -2305,141 +1667,11 @@
       </w:pPr>
     </w:lvl>
   </w:abstractNum>
-  <w:abstractNum w:abstractNumId="991">
-    <w:nsid w:val="0000A991"/>
-    <w:multiLevelType w:val="multilevel"/>
-    <w:lvl w:ilvl="0">
-      <w:numFmt w:val="bullet"/>
-      <w:lvlText w:val=""/>
-      <w:lvlJc w:val="left"/>
-      <w:pPr>
-        <w:ind w:left="720" w:hanging="360"/>
-      </w:pPr>
-      <w:rPr>
-        <w:rFonts w:ascii="Symbol" w:hAnsi="Symbol" w:cs="Symbol" w:hint="default"/>
-      </w:rPr>
-    </w:lvl>
-    <w:lvl w:ilvl="1">
-      <w:numFmt w:val="bullet"/>
-      <w:lvlText w:val="o"/>
-      <w:lvlJc w:val="left"/>
-      <w:pPr>
-        <w:ind w:left="1440" w:hanging="360"/>
-      </w:pPr>
-      <w:rPr>
-        <w:rFonts w:ascii="Courier New" w:hAnsi="Courier New" w:cs="Courier New" w:hint="default"/>
-      </w:rPr>
-    </w:lvl>
-    <w:lvl w:ilvl="2">
-      <w:numFmt w:val="bullet"/>
-      <w:lvlText w:val=""/>
-      <w:lvlJc w:val="left"/>
-      <w:pPr>
-        <w:ind w:left="2160" w:hanging="360"/>
-      </w:pPr>
-      <w:rPr>
-        <w:rFonts w:ascii="Wingdings" w:hAnsi="Wingdings" w:cs="Wingdings" w:hint="default"/>
-      </w:rPr>
-    </w:lvl>
-    <w:lvl w:ilvl="3">
-      <w:numFmt w:val="bullet"/>
-      <w:lvlText w:val=""/>
-      <w:lvlJc w:val="left"/>
-      <w:pPr>
-        <w:ind w:left="2880" w:hanging="360"/>
-      </w:pPr>
-      <w:rPr>
-        <w:rFonts w:ascii="Symbol" w:hAnsi="Symbol" w:cs="Symbol" w:hint="default"/>
-      </w:rPr>
-    </w:lvl>
-    <w:lvl w:ilvl="4">
-      <w:numFmt w:val="bullet"/>
-      <w:lvlText w:val="o"/>
-      <w:lvlJc w:val="left"/>
-      <w:pPr>
-        <w:ind w:left="3600" w:hanging="360"/>
-      </w:pPr>
-      <w:rPr>
-        <w:rFonts w:ascii="Courier New" w:hAnsi="Courier New" w:cs="Courier New" w:hint="default"/>
-      </w:rPr>
-    </w:lvl>
-    <w:lvl w:ilvl="5">
-      <w:numFmt w:val="bullet"/>
-      <w:lvlText w:val=""/>
-      <w:lvlJc w:val="left"/>
-      <w:pPr>
-        <w:ind w:left="4320" w:hanging="360"/>
-      </w:pPr>
-      <w:rPr>
-        <w:rFonts w:ascii="Wingdings" w:hAnsi="Wingdings" w:cs="Wingdings" w:hint="default"/>
-      </w:rPr>
-    </w:lvl>
-    <w:lvl w:ilvl="6">
-      <w:numFmt w:val="bullet"/>
-      <w:lvlText w:val=""/>
-      <w:lvlJc w:val="left"/>
-      <w:pPr>
-        <w:ind w:left="5040" w:hanging="360"/>
-      </w:pPr>
-      <w:rPr>
-        <w:rFonts w:ascii="Symbol" w:hAnsi="Symbol" w:cs="Symbol" w:hint="default"/>
-      </w:rPr>
-    </w:lvl>
-    <w:lvl w:ilvl="7">
-      <w:numFmt w:val="bullet"/>
-      <w:lvlText w:val="o"/>
-      <w:lvlJc w:val="left"/>
-      <w:pPr>
-        <w:ind w:left="5760" w:hanging="360"/>
-      </w:pPr>
-      <w:rPr>
-        <w:rFonts w:ascii="Courier New" w:hAnsi="Courier New" w:cs="Courier New" w:hint="default"/>
-      </w:rPr>
-    </w:lvl>
-    <w:lvl w:ilvl="8">
-      <w:numFmt w:val="bullet"/>
-      <w:lvlText w:val=""/>
-      <w:lvlJc w:val="left"/>
-      <w:pPr>
-        <w:ind w:left="6480" w:hanging="360"/>
-      </w:pPr>
-      <w:rPr>
-        <w:rFonts w:ascii="Wingdings" w:hAnsi="Wingdings" w:cs="Wingdings" w:hint="default"/>
-      </w:rPr>
-    </w:lvl>
-  </w:abstractNum>
   <w:num w:numId="1000">
     <w:abstractNumId w:val="990"/>
   </w:num>
   <w:num w:numId="1001">
-    <w:abstractNumId w:val="99411"/>
-    <w:lvlOverride w:ilvl="0">
-      <w:startOverride w:val="1"/>
-    </w:lvlOverride>
-    <w:lvlOverride w:ilvl="1">
-      <w:startOverride w:val="1"/>
-    </w:lvlOverride>
-    <w:lvlOverride w:ilvl="2">
-      <w:startOverride w:val="1"/>
-    </w:lvlOverride>
-    <w:lvlOverride w:ilvl="3">
-      <w:startOverride w:val="1"/>
-    </w:lvlOverride>
-    <w:lvlOverride w:ilvl="4">
-      <w:startOverride w:val="1"/>
-    </w:lvlOverride>
-    <w:lvlOverride w:ilvl="5">
-      <w:startOverride w:val="1"/>
-    </w:lvlOverride>
-    <w:lvlOverride w:ilvl="6">
-      <w:startOverride w:val="1"/>
-    </w:lvlOverride>
-    <w:lvlOverride w:ilvl="7">
-      <w:startOverride w:val="1"/>
-    </w:lvlOverride>
-    <w:lvlOverride w:ilvl="8">
-      <w:startOverride w:val="1"/>
-    </w:lvlOverride>
+    <w:abstractNumId w:val="991"/>
   </w:num>
   <w:num w:numId="1002">
     <w:abstractNumId w:val="991"/>
@@ -2565,39 +1797,6 @@
     </w:lvlOverride>
   </w:num>
   <w:num w:numId="1007">
-    <w:abstractNumId w:val="991"/>
-  </w:num>
-  <w:num w:numId="1008">
-    <w:abstractNumId w:val="99411"/>
-    <w:lvlOverride w:ilvl="0">
-      <w:startOverride w:val="1"/>
-    </w:lvlOverride>
-    <w:lvlOverride w:ilvl="1">
-      <w:startOverride w:val="1"/>
-    </w:lvlOverride>
-    <w:lvlOverride w:ilvl="2">
-      <w:startOverride w:val="1"/>
-    </w:lvlOverride>
-    <w:lvlOverride w:ilvl="3">
-      <w:startOverride w:val="1"/>
-    </w:lvlOverride>
-    <w:lvlOverride w:ilvl="4">
-      <w:startOverride w:val="1"/>
-    </w:lvlOverride>
-    <w:lvlOverride w:ilvl="5">
-      <w:startOverride w:val="1"/>
-    </w:lvlOverride>
-    <w:lvlOverride w:ilvl="6">
-      <w:startOverride w:val="1"/>
-    </w:lvlOverride>
-    <w:lvlOverride w:ilvl="7">
-      <w:startOverride w:val="1"/>
-    </w:lvlOverride>
-    <w:lvlOverride w:ilvl="8">
-      <w:startOverride w:val="1"/>
-    </w:lvlOverride>
-  </w:num>
-  <w:num w:numId="1009">
     <w:abstractNumId w:val="991"/>
   </w:num>
 </w:numbering>
